--- a/docs/RiskPulse_Theoretical_Part.docx
+++ b/docs/RiskPulse_Theoretical_Part.docx
@@ -6346,19 +6346,1051 @@
       </w:r>
     </w:p>
     <w:p>
+      <w:r>
+        <w:t xml:space="preserve"/>
+      </w:r>
+    </w:p>
+    <w:p>
+      <w:pPr>
+        <w:pStyle w:val="Heading1"/>
+      </w:pPr>
+      <w:r>
+        <w:t xml:space="preserve">10. Эмпирические результаты и выводы</w:t>
+      </w:r>
+    </w:p>
+    <w:p>
+      <w:pPr>
+        <w:pStyle w:val="Heading2"/>
+      </w:pPr>
+      <w:r>
+        <w:t xml:space="preserve">10.1 Данные и портфель</w:t>
+      </w:r>
+    </w:p>
+    <w:p>
+      <w:r>
+        <w:t xml:space="preserve">Расчёты проведены на данных за период с 3 января 2019 по 21 апреля 2026 года (1902 торговых дня). Портфель включает шесть инструментов: SBER (15%), LKOH (15%), GAZP (10%) — российский кластер; NVDA (20%), MSFT (20%), AAPL (20%) — глобальный кластер. Все доходности приведены к базовой валюте USD через логарифмическую FX-конвертацию. Курс USD/RUB получен из MOEX ISS (инструмент USDRUB_TOM).</w:t>
+      </w:r>
+    </w:p>
+    <w:p>
+      <w:pPr>
+        <w:pStyle w:val="Heading2"/>
+      </w:pPr>
+      <w:r>
+        <w:t xml:space="preserve">10.2 VaR и Expected Shortfall: сравнение четырёх методов</w:t>
+      </w:r>
+    </w:p>
+    <w:p>
+      <w:r>
+        <w:t xml:space="preserve">В таблице ниже представлены оценки VaR и ES при доверительном уровне 95% для однодневного и десятидневного горизонтов.</w:t>
+      </w:r>
+    </w:p>
+    <w:tbl>
+      <w:tblPr>
+        <w:tblW w:w="0" w:type="auto"/>
+        <w:tblBorders>
+          <w:top w:val="single" w:sz="4" w:space="0" w:color="000000"/>
+          <w:left w:val="single" w:sz="4" w:space="0" w:color="000000"/>
+          <w:bottom w:val="single" w:sz="4" w:space="0" w:color="000000"/>
+          <w:right w:val="single" w:sz="4" w:space="0" w:color="000000"/>
+          <w:insideH w:val="single" w:sz="4" w:space="0" w:color="000000"/>
+          <w:insideV w:val="single" w:sz="4" w:space="0" w:color="000000"/>
+        </w:tblBorders>
+      </w:tblPr>
+      <w:tblGrid>
+        <w:gridCol w:w="1500"/>
+        <w:gridCol w:w="1500"/>
+        <w:gridCol w:w="1500"/>
+        <w:gridCol w:w="1500"/>
+      </w:tblGrid>
+      <w:tr>
+        <w:tc>
+          <w:p>
+            <w:r>
+              <w:rPr>
+                <w:b/>
+              </w:rPr>
+              <w:t xml:space="preserve">Метод</w:t>
+            </w:r>
+          </w:p>
+        </w:tc>
+        <w:tc>
+          <w:p>
+            <w:r>
+              <w:rPr>
+                <w:b/>
+              </w:rPr>
+              <w:t xml:space="preserve">VaR 1d</w:t>
+            </w:r>
+          </w:p>
+        </w:tc>
+        <w:tc>
+          <w:p>
+            <w:r>
+              <w:rPr>
+                <w:b/>
+              </w:rPr>
+              <w:t xml:space="preserve">ES 1d</w:t>
+            </w:r>
+          </w:p>
+        </w:tc>
+        <w:tc>
+          <w:p>
+            <w:r>
+              <w:rPr>
+                <w:b/>
+              </w:rPr>
+              <w:t xml:space="preserve">VaR 10d (overlapping)</w:t>
+            </w:r>
+          </w:p>
+        </w:tc>
+      </w:tr>
+      <w:tr>
+        <w:tc>
+          <w:p>
+            <w:r>
+              <w:t xml:space="preserve">Historical</w:t>
+            </w:r>
+          </w:p>
+        </w:tc>
+        <w:tc>
+          <w:p>
+            <w:r>
+              <w:t xml:space="preserve">2,33%</w:t>
+            </w:r>
+          </w:p>
+        </w:tc>
+        <w:tc>
+          <w:p>
+            <w:r>
+              <w:t xml:space="preserve">3,70%</w:t>
+            </w:r>
+          </w:p>
+        </w:tc>
+        <w:tc>
+          <w:p>
+            <w:r>
+              <w:t xml:space="preserve">6,67%</w:t>
+            </w:r>
+          </w:p>
+        </w:tc>
+      </w:tr>
+      <w:tr>
+        <w:tc>
+          <w:p>
+            <w:r>
+              <w:t xml:space="preserve">Parametric EWMA</w:t>
+            </w:r>
+          </w:p>
+        </w:tc>
+        <w:tc>
+          <w:p>
+            <w:r>
+              <w:t xml:space="preserve">1,63%</w:t>
+            </w:r>
+          </w:p>
+        </w:tc>
+        <w:tc>
+          <w:p>
+            <w:r>
+              <w:t xml:space="preserve">2,04%</w:t>
+            </w:r>
+          </w:p>
+        </w:tc>
+        <w:tc>
+          <w:p>
+            <w:r>
+              <w:t xml:space="preserve">7,19%</w:t>
+            </w:r>
+          </w:p>
+        </w:tc>
+      </w:tr>
+      <w:tr>
+        <w:tc>
+          <w:p>
+            <w:r>
+              <w:t xml:space="preserve">MC Normal</w:t>
+            </w:r>
+          </w:p>
+        </w:tc>
+        <w:tc>
+          <w:p>
+            <w:r>
+              <w:t xml:space="preserve">1,55%</w:t>
+            </w:r>
+          </w:p>
+        </w:tc>
+        <w:tc>
+          <w:p>
+            <w:r>
+              <w:t xml:space="preserve">1,91%</w:t>
+            </w:r>
+          </w:p>
+        </w:tc>
+        <w:tc>
+          <w:p>
+            <w:r>
+              <w:t xml:space="preserve">—</w:t>
+            </w:r>
+          </w:p>
+        </w:tc>
+      </w:tr>
+      <w:tr>
+        <w:tc>
+          <w:p>
+            <w:r>
+              <w:t xml:space="preserve">MC Student-t</w:t>
+            </w:r>
+          </w:p>
+        </w:tc>
+        <w:tc>
+          <w:p>
+            <w:r>
+              <w:t xml:space="preserve">1,66%</w:t>
+            </w:r>
+          </w:p>
+        </w:tc>
+        <w:tc>
+          <w:p>
+            <w:r>
+              <w:t xml:space="preserve">2,24%</w:t>
+            </w:r>
+          </w:p>
+        </w:tc>
+        <w:tc>
+          <w:p>
+            <w:r>
+              <w:t xml:space="preserve">5,76%</w:t>
+            </w:r>
+          </w:p>
+        </w:tc>
+      </w:tr>
+    </w:tbl>
+    <w:p>
+      <w:r>
+        <w:t xml:space="preserve"/>
+      </w:r>
+    </w:p>
+    <w:p>
+      <w:r>
+        <w:t xml:space="preserve">Параметр Student-t ν, оценённый через MLE, составил 9,16, что указывает на умеренные толстые хвосты распределения портфельных доходностей. Историческая оценка VaR (2,33%) существенно превышает параметрическую (1,63%): это следствие того, что эмпирическое распределение сохраняет память о кризисных днях, тогда как EWMA-волатильность на текущую дату уже «забыла» COVID-2020. MC Student-t (1,66%) даёт промежуточную оценку — он калибруется на EWMA-ковариацию (текущий уровень), но генерирует толстые хвосты через t-распределение.</w:t>
+      </w:r>
+    </w:p>
+    <w:p>
+      <w:pPr>
+        <w:pStyle w:val="Heading2"/>
+      </w:pPr>
+      <w:r>
+        <w:t xml:space="preserve">10.3 Расхождение Basel √10 и overlapping windows</w:t>
+      </w:r>
+    </w:p>
+    <w:p>
+      <w:r>
+        <w:t xml:space="preserve">10-дневный VaR через Basel-правило √10 составил 5,14%, тогда как прямая оценка через перекрывающиеся окна дала 7,19% для параметрического метода. Расхождение — 2,04 процентных пункта — подтверждает теоретический аргумент раздела 5: правило √10 систематически занижает 10-дневный VaR в условиях нарушения i.i.d. Серийная корреляция и кластеризация волатильности в период COVID-2020 приводят к тому, что 10-дневные потери оказываются значительно выше, чем предсказывает масштабирование однодневного VaR.</w:t>
+      </w:r>
+    </w:p>
+    <w:p>
+      <w:pPr>
+        <w:pStyle w:val="Heading2"/>
+      </w:pPr>
+      <w:r>
+        <w:t xml:space="preserve">10.4 Декомпозиция риска и FX-атрибуция</w:t>
+      </w:r>
+    </w:p>
+    <w:p>
+      <w:r>
+        <w:t xml:space="preserve">Компонентный VaR портфеля представлен в таблице ниже.</w:t>
+      </w:r>
+    </w:p>
+    <w:tbl>
+      <w:tblPr>
+        <w:tblW w:w="0" w:type="auto"/>
+        <w:tblBorders>
+          <w:top w:val="single" w:sz="4" w:space="0" w:color="000000"/>
+          <w:left w:val="single" w:sz="4" w:space="0" w:color="000000"/>
+          <w:bottom w:val="single" w:sz="4" w:space="0" w:color="000000"/>
+          <w:right w:val="single" w:sz="4" w:space="0" w:color="000000"/>
+          <w:insideH w:val="single" w:sz="4" w:space="0" w:color="000000"/>
+          <w:insideV w:val="single" w:sz="4" w:space="0" w:color="000000"/>
+        </w:tblBorders>
+      </w:tblPr>
+      <w:tblGrid>
+        <w:gridCol w:w="1500"/>
+        <w:gridCol w:w="1500"/>
+        <w:gridCol w:w="1500"/>
+        <w:gridCol w:w="1500"/>
+        <w:gridCol w:w="1500"/>
+      </w:tblGrid>
+      <w:tr>
+        <w:tc>
+          <w:p>
+            <w:r>
+              <w:rPr>
+                <w:b/>
+              </w:rPr>
+              <w:t xml:space="preserve">Тикер</w:t>
+            </w:r>
+          </w:p>
+        </w:tc>
+        <w:tc>
+          <w:p>
+            <w:r>
+              <w:rPr>
+                <w:b/>
+              </w:rPr>
+              <w:t xml:space="preserve">Вес</w:t>
+            </w:r>
+          </w:p>
+        </w:tc>
+        <w:tc>
+          <w:p>
+            <w:r>
+              <w:rPr>
+                <w:b/>
+              </w:rPr>
+              <w:t xml:space="preserve">RC (%)</w:t>
+            </w:r>
+          </w:p>
+        </w:tc>
+        <w:tc>
+          <w:p>
+            <w:r>
+              <w:rPr>
+                <w:b/>
+              </w:rPr>
+              <w:t xml:space="preserve">FX комп.</w:t>
+            </w:r>
+          </w:p>
+        </w:tc>
+        <w:tc>
+          <w:p>
+            <w:r>
+              <w:rPr>
+                <w:b/>
+              </w:rPr>
+              <w:t xml:space="preserve">Equity комп.</w:t>
+            </w:r>
+          </w:p>
+        </w:tc>
+      </w:tr>
+      <w:tr>
+        <w:tc>
+          <w:p>
+            <w:r>
+              <w:t xml:space="preserve">NVDA</w:t>
+            </w:r>
+          </w:p>
+        </w:tc>
+        <w:tc>
+          <w:p>
+            <w:r>
+              <w:t xml:space="preserve">20%</w:t>
+            </w:r>
+          </w:p>
+        </w:tc>
+        <w:tc>
+          <w:p>
+            <w:r>
+              <w:t xml:space="preserve">32,6%</w:t>
+            </w:r>
+          </w:p>
+        </w:tc>
+        <w:tc>
+          <w:p>
+            <w:r>
+              <w:t xml:space="preserve">—</w:t>
+            </w:r>
+          </w:p>
+        </w:tc>
+        <w:tc>
+          <w:p>
+            <w:r>
+              <w:t xml:space="preserve">0,0081</w:t>
+            </w:r>
+          </w:p>
+        </w:tc>
+      </w:tr>
+      <w:tr>
+        <w:tc>
+          <w:p>
+            <w:r>
+              <w:t xml:space="preserve">AAPL</w:t>
+            </w:r>
+          </w:p>
+        </w:tc>
+        <w:tc>
+          <w:p>
+            <w:r>
+              <w:t xml:space="preserve">20%</w:t>
+            </w:r>
+          </w:p>
+        </w:tc>
+        <w:tc>
+          <w:p>
+            <w:r>
+              <w:t xml:space="preserve">18,3%</w:t>
+            </w:r>
+          </w:p>
+        </w:tc>
+        <w:tc>
+          <w:p>
+            <w:r>
+              <w:t xml:space="preserve">—</w:t>
+            </w:r>
+          </w:p>
+        </w:tc>
+        <w:tc>
+          <w:p>
+            <w:r>
+              <w:t xml:space="preserve">0,0045</w:t>
+            </w:r>
+          </w:p>
+        </w:tc>
+      </w:tr>
+      <w:tr>
+        <w:tc>
+          <w:p>
+            <w:r>
+              <w:t xml:space="preserve">MSFT</w:t>
+            </w:r>
+          </w:p>
+        </w:tc>
+        <w:tc>
+          <w:p>
+            <w:r>
+              <w:t xml:space="preserve">20%</w:t>
+            </w:r>
+          </w:p>
+        </w:tc>
+        <w:tc>
+          <w:p>
+            <w:r>
+              <w:t xml:space="preserve">17,9%</w:t>
+            </w:r>
+          </w:p>
+        </w:tc>
+        <w:tc>
+          <w:p>
+            <w:r>
+              <w:t xml:space="preserve">—</w:t>
+            </w:r>
+          </w:p>
+        </w:tc>
+        <w:tc>
+          <w:p>
+            <w:r>
+              <w:t xml:space="preserve">0,0044</w:t>
+            </w:r>
+          </w:p>
+        </w:tc>
+      </w:tr>
+      <w:tr>
+        <w:tc>
+          <w:p>
+            <w:r>
+              <w:t xml:space="preserve">SBER</w:t>
+            </w:r>
+          </w:p>
+        </w:tc>
+        <w:tc>
+          <w:p>
+            <w:r>
+              <w:t xml:space="preserve">15%</w:t>
+            </w:r>
+          </w:p>
+        </w:tc>
+        <w:tc>
+          <w:p>
+            <w:r>
+              <w:t xml:space="preserve">12,7%</w:t>
+            </w:r>
+          </w:p>
+        </w:tc>
+        <w:tc>
+          <w:p>
+            <w:r>
+              <w:t xml:space="preserve">−0,0019</w:t>
+            </w:r>
+          </w:p>
+        </w:tc>
+        <w:tc>
+          <w:p>
+            <w:r>
+              <w:t xml:space="preserve">0,0051</w:t>
+            </w:r>
+          </w:p>
+        </w:tc>
+      </w:tr>
+      <w:tr>
+        <w:tc>
+          <w:p>
+            <w:r>
+              <w:t xml:space="preserve">LKOH</w:t>
+            </w:r>
+          </w:p>
+        </w:tc>
+        <w:tc>
+          <w:p>
+            <w:r>
+              <w:t xml:space="preserve">15%</w:t>
+            </w:r>
+          </w:p>
+        </w:tc>
+        <w:tc>
+          <w:p>
+            <w:r>
+              <w:t xml:space="preserve">10,7%</w:t>
+            </w:r>
+          </w:p>
+        </w:tc>
+        <w:tc>
+          <w:p>
+            <w:r>
+              <w:t xml:space="preserve">−0,0017</w:t>
+            </w:r>
+          </w:p>
+        </w:tc>
+        <w:tc>
+          <w:p>
+            <w:r>
+              <w:t xml:space="preserve">0,0043</w:t>
+            </w:r>
+          </w:p>
+        </w:tc>
+      </w:tr>
+      <w:tr>
+        <w:tc>
+          <w:p>
+            <w:r>
+              <w:t xml:space="preserve">GAZP</w:t>
+            </w:r>
+          </w:p>
+        </w:tc>
+        <w:tc>
+          <w:p>
+            <w:r>
+              <w:t xml:space="preserve">10%</w:t>
+            </w:r>
+          </w:p>
+        </w:tc>
+        <w:tc>
+          <w:p>
+            <w:r>
+              <w:t xml:space="preserve">7,9%</w:t>
+            </w:r>
+          </w:p>
+        </w:tc>
+        <w:tc>
+          <w:p>
+            <w:r>
+              <w:t xml:space="preserve">−0,0012</w:t>
+            </w:r>
+          </w:p>
+        </w:tc>
+        <w:tc>
+          <w:p>
+            <w:r>
+              <w:t xml:space="preserve">0,0031</w:t>
+            </w:r>
+          </w:p>
+        </w:tc>
+      </w:tr>
+    </w:tbl>
+    <w:p>
+      <w:r>
+        <w:t xml:space="preserve"/>
+      </w:r>
+    </w:p>
+    <w:p>
+      <w:r>
+        <w:t xml:space="preserve">NVDA вносит 32,6% совокупного риска портфеля при весе 20% — это следствие высокой волатильности полупроводникового сектора. Российские бумаги суммарно обеспечивают 31,3% риска при 40% весе — существенная часть их риска «гасится» отрицательной FX-компонентой. FX-компоненты для всех трёх российских тикеров отрицательны: ослабление рубля (рост USDRUB) снижает их долларовую доходность, но экспортёры (LKOH, GAZP) частично компенсируют это через ценовой канал выручки в USD.</w:t>
+      </w:r>
+    </w:p>
+    <w:p>
+      <w:r>
+        <w:t xml:space="preserve">Суммарная FX-компонента российского кластера составляет |−0,0019| + |−0,0017| + |−0,0012| = 0,0048, что эквивалентно примерно 19% от совокупного risk contribution российского кластера (0,0248). При текущем составе портфеля (40% RU) валютный риск не является доминирующим, но составляет значимую долю рисков российских позиций.</w:t>
+      </w:r>
+    </w:p>
+    <w:p>
+      <w:pPr>
+        <w:pStyle w:val="Heading2"/>
+      </w:pPr>
+      <w:r>
+        <w:t xml:space="preserve">10.5 VaR-лимит и ребалансирование</w:t>
+      </w:r>
+    </w:p>
+    <w:p>
+      <w:r>
+        <w:t xml:space="preserve">При установленном лимите дневных потерь 2% от стоимости портфеля текущий Portfolio VaR (2,48%) превышает порог. Система идентифицировала NVDA как позицию с наибольшим предельным вкладом и рекомендовала снижение веса с 20,00% до 8,12% для возврата в рамки лимита. Это иллюстрирует переход от количественного измерения риска к конкретному управленческому решению.</w:t>
+      </w:r>
+    </w:p>
+    <w:p>
+      <w:pPr>
+        <w:pStyle w:val="Heading2"/>
+      </w:pPr>
+      <w:r>
+        <w:t xml:space="preserve">10.6 Бэктест: результаты тестов Купича и Кристофферсена</w:t>
+      </w:r>
+    </w:p>
+    <w:p>
+      <w:r>
+        <w:t xml:space="preserve">Бэктест проведён на периоде COVID-2020 (T = 65 торговых дней, февраль–апрель 2020). VaR рассчитывался на каждый день по расширяющемуся окну (expanding window, минимум 252 дня). Результаты тестов представлены в таблице.</w:t>
+      </w:r>
+    </w:p>
+    <w:tbl>
+      <w:tblPr>
+        <w:tblW w:w="0" w:type="auto"/>
+        <w:tblBorders>
+          <w:top w:val="single" w:sz="4" w:space="0" w:color="000000"/>
+          <w:left w:val="single" w:sz="4" w:space="0" w:color="000000"/>
+          <w:bottom w:val="single" w:sz="4" w:space="0" w:color="000000"/>
+          <w:right w:val="single" w:sz="4" w:space="0" w:color="000000"/>
+          <w:insideH w:val="single" w:sz="4" w:space="0" w:color="000000"/>
+          <w:insideV w:val="single" w:sz="4" w:space="0" w:color="000000"/>
+        </w:tblBorders>
+      </w:tblPr>
+      <w:tblGrid>
+        <w:gridCol w:w="1500"/>
+        <w:gridCol w:w="1500"/>
+        <w:gridCol w:w="1500"/>
+        <w:gridCol w:w="1500"/>
+        <w:gridCol w:w="1500"/>
+        <w:gridCol w:w="1500"/>
+        <w:gridCol w:w="1500"/>
+        <w:gridCol w:w="1500"/>
+        <w:gridCol w:w="1500"/>
+      </w:tblGrid>
+      <w:tr>
+        <w:tc>
+          <w:p>
+            <w:r>
+              <w:rPr>
+                <w:b/>
+              </w:rPr>
+              <w:t xml:space="preserve">Метод</w:t>
+            </w:r>
+          </w:p>
+        </w:tc>
+        <w:tc>
+          <w:p>
+            <w:r>
+              <w:rPr>
+                <w:b/>
+              </w:rPr>
+              <w:t xml:space="preserve">Превыш.</w:t>
+            </w:r>
+          </w:p>
+        </w:tc>
+        <w:tc>
+          <w:p>
+            <w:r>
+              <w:rPr>
+                <w:b/>
+              </w:rPr>
+              <w:t xml:space="preserve">Факт. %</w:t>
+            </w:r>
+          </w:p>
+        </w:tc>
+        <w:tc>
+          <w:p>
+            <w:r>
+              <w:rPr>
+                <w:b/>
+              </w:rPr>
+              <w:t xml:space="preserve">p_uc</w:t>
+            </w:r>
+          </w:p>
+        </w:tc>
+        <w:tc>
+          <w:p>
+            <w:r>
+              <w:rPr>
+                <w:b/>
+              </w:rPr>
+              <w:t xml:space="preserve">Reject_uc</w:t>
+            </w:r>
+          </w:p>
+        </w:tc>
+        <w:tc>
+          <w:p>
+            <w:r>
+              <w:rPr>
+                <w:b/>
+              </w:rPr>
+              <w:t xml:space="preserve">p_ind</w:t>
+            </w:r>
+          </w:p>
+        </w:tc>
+        <w:tc>
+          <w:p>
+            <w:r>
+              <w:rPr>
+                <w:b/>
+              </w:rPr>
+              <w:t xml:space="preserve">Reject_ind</w:t>
+            </w:r>
+          </w:p>
+        </w:tc>
+        <w:tc>
+          <w:p>
+            <w:r>
+              <w:rPr>
+                <w:b/>
+              </w:rPr>
+              <w:t xml:space="preserve">p_cc</w:t>
+            </w:r>
+          </w:p>
+        </w:tc>
+        <w:tc>
+          <w:p>
+            <w:r>
+              <w:rPr>
+                <w:b/>
+              </w:rPr>
+              <w:t xml:space="preserve">Reject_cc</w:t>
+            </w:r>
+          </w:p>
+        </w:tc>
+      </w:tr>
+      <w:tr>
+        <w:tc>
+          <w:p>
+            <w:r>
+              <w:t xml:space="preserve">Historical</w:t>
+            </w:r>
+          </w:p>
+        </w:tc>
+        <w:tc>
+          <w:p>
+            <w:r>
+              <w:t xml:space="preserve">13/65</w:t>
+            </w:r>
+          </w:p>
+        </w:tc>
+        <w:tc>
+          <w:p>
+            <w:r>
+              <w:t xml:space="preserve">20,0%</w:t>
+            </w:r>
+          </w:p>
+        </w:tc>
+        <w:tc>
+          <w:p>
+            <w:r>
+              <w:t xml:space="preserve">0,0000</w:t>
+            </w:r>
+          </w:p>
+        </w:tc>
+        <w:tc>
+          <w:p>
+            <w:r>
+              <w:t xml:space="preserve">Да</w:t>
+            </w:r>
+          </w:p>
+        </w:tc>
+        <w:tc>
+          <w:p>
+            <w:r>
+              <w:t xml:space="preserve">0,0850</w:t>
+            </w:r>
+          </w:p>
+        </w:tc>
+        <w:tc>
+          <w:p>
+            <w:r>
+              <w:t xml:space="preserve">Нет</w:t>
+            </w:r>
+          </w:p>
+        </w:tc>
+        <w:tc>
+          <w:p>
+            <w:r>
+              <w:t xml:space="preserve">0,0000</w:t>
+            </w:r>
+          </w:p>
+        </w:tc>
+        <w:tc>
+          <w:p>
+            <w:r>
+              <w:t xml:space="preserve">Да</w:t>
+            </w:r>
+          </w:p>
+        </w:tc>
+      </w:tr>
+      <w:tr>
+        <w:tc>
+          <w:p>
+            <w:r>
+              <w:t xml:space="preserve">Parametric</w:t>
+            </w:r>
+          </w:p>
+        </w:tc>
+        <w:tc>
+          <w:p>
+            <w:r>
+              <w:t xml:space="preserve">10/65</w:t>
+            </w:r>
+          </w:p>
+        </w:tc>
+        <w:tc>
+          <w:p>
+            <w:r>
+              <w:t xml:space="preserve">15,4%</w:t>
+            </w:r>
+          </w:p>
+        </w:tc>
+        <w:tc>
+          <w:p>
+            <w:r>
+              <w:t xml:space="preserve">0,0018</w:t>
+            </w:r>
+          </w:p>
+        </w:tc>
+        <w:tc>
+          <w:p>
+            <w:r>
+              <w:t xml:space="preserve">Да</w:t>
+            </w:r>
+          </w:p>
+        </w:tc>
+        <w:tc>
+          <w:p>
+            <w:r>
+              <w:t xml:space="preserve">0,6866</w:t>
+            </w:r>
+          </w:p>
+        </w:tc>
+        <w:tc>
+          <w:p>
+            <w:r>
+              <w:t xml:space="preserve">Нет</w:t>
+            </w:r>
+          </w:p>
+        </w:tc>
+        <w:tc>
+          <w:p>
+            <w:r>
+              <w:t xml:space="preserve">0,0071</w:t>
+            </w:r>
+          </w:p>
+        </w:tc>
+        <w:tc>
+          <w:p>
+            <w:r>
+              <w:t xml:space="preserve">Да</w:t>
+            </w:r>
+          </w:p>
+        </w:tc>
+      </w:tr>
+      <w:tr>
+        <w:tc>
+          <w:p>
+            <w:r>
+              <w:t xml:space="preserve">MC Normal</w:t>
+            </w:r>
+          </w:p>
+        </w:tc>
+        <w:tc>
+          <w:p>
+            <w:r>
+              <w:t xml:space="preserve">9/65</w:t>
+            </w:r>
+          </w:p>
+        </w:tc>
+        <w:tc>
+          <w:p>
+            <w:r>
+              <w:t xml:space="preserve">13,8%</w:t>
+            </w:r>
+          </w:p>
+        </w:tc>
+        <w:tc>
+          <w:p>
+            <w:r>
+              <w:t xml:space="preserve">0,0066</w:t>
+            </w:r>
+          </w:p>
+        </w:tc>
+        <w:tc>
+          <w:p>
+            <w:r>
+              <w:t xml:space="preserve">Да</w:t>
+            </w:r>
+          </w:p>
+        </w:tc>
+        <w:tc>
+          <w:p>
+            <w:r>
+              <w:t xml:space="preserve">0,4721</w:t>
+            </w:r>
+          </w:p>
+        </w:tc>
+        <w:tc>
+          <w:p>
+            <w:r>
+              <w:t xml:space="preserve">Нет</w:t>
+            </w:r>
+          </w:p>
+        </w:tc>
+        <w:tc>
+          <w:p>
+            <w:r>
+              <w:t xml:space="preserve">0,0192</w:t>
+            </w:r>
+          </w:p>
+        </w:tc>
+        <w:tc>
+          <w:p>
+            <w:r>
+              <w:t xml:space="preserve">Да</w:t>
+            </w:r>
+          </w:p>
+        </w:tc>
+      </w:tr>
+      <w:tr>
+        <w:tc>
+          <w:p>
+            <w:r>
+              <w:t xml:space="preserve">MC Student-t</w:t>
+            </w:r>
+          </w:p>
+        </w:tc>
+        <w:tc>
+          <w:p>
+            <w:r>
+              <w:t xml:space="preserve">8/65</w:t>
+            </w:r>
+          </w:p>
+        </w:tc>
+        <w:tc>
+          <w:p>
+            <w:r>
+              <w:t xml:space="preserve">12,3%</w:t>
+            </w:r>
+          </w:p>
+        </w:tc>
+        <w:tc>
+          <w:p>
+            <w:r>
+              <w:t xml:space="preserve">0,0215</w:t>
+            </w:r>
+          </w:p>
+        </w:tc>
+        <w:tc>
+          <w:p>
+            <w:r>
+              <w:t xml:space="preserve">Да</w:t>
+            </w:r>
+          </w:p>
+        </w:tc>
+        <w:tc>
+          <w:p>
+            <w:r>
+              <w:t xml:space="preserve">1,0000</w:t>
+            </w:r>
+          </w:p>
+        </w:tc>
+        <w:tc>
+          <w:p>
+            <w:r>
+              <w:t xml:space="preserve">Нет</w:t>
+            </w:r>
+          </w:p>
+        </w:tc>
+        <w:tc>
+          <w:p>
+            <w:r>
+              <w:t xml:space="preserve">0,0711</w:t>
+            </w:r>
+          </w:p>
+        </w:tc>
+        <w:tc>
+          <w:p>
+            <w:r>
+              <w:t xml:space="preserve">Нет</w:t>
+            </w:r>
+          </w:p>
+        </w:tc>
+      </w:tr>
+    </w:tbl>
+    <w:p>
+      <w:r>
+        <w:t xml:space="preserve"/>
+      </w:r>
+    </w:p>
+    <w:p>
+      <w:r>
+        <w:t xml:space="preserve">Все четыре метода отвергают тест Купича на безусловное покрытие (p_uc &lt; 0,05): фактическая частота превышений (12–20%) значительно выше ожидаемых 5%. Это закономерно — период COVID-2020 характеризуется экстремальной волатильностью, и любая модель VaR, калиброванная на предшествующих спокойных данных, систематически недооценивает риск в начале кризиса.</w:t>
+      </w:r>
+    </w:p>
+    <w:p>
+      <w:r>
+        <w:t xml:space="preserve">Тест Кристофферсена на независимость нарушений не отвергается ни для одного метода — превышения не кластеризованы. Это положительный результат: модели реагируют на рост волатильности (через EWMA), хотя и с запаздыванием.</w:t>
+      </w:r>
+    </w:p>
+    <w:p>
+      <w:r>
+        <w:t xml:space="preserve">Ключевой результат — совместный тест условного покрытия (LR_cc). MC Student-t — единственная модель, для которой совместный тест не отвергается (p_cc = 0,071 &gt; 0,05). Все остальные методы отвергаются: historical (p_cc ≈ 0), parametric (p_cc = 0,007), MC normal (p_cc = 0,019). Это подтверждает теоретическое ожидание раздела 4.4: Student-t распределение лучше описывает хвосты реальных доходностей, и его использование в MC-симуляции даёт наиболее адекватную оценку VaR в кризисных условиях.</w:t>
+      </w:r>
+    </w:p>
+    <w:p>
+      <w:pPr>
+        <w:pStyle w:val="Heading2"/>
+      </w:pPr>
+      <w:r>
+        <w:t xml:space="preserve">10.7 Ответы на исследовательские вопросы</w:t>
+      </w:r>
+    </w:p>
+    <w:p>
+      <w:r>
+        <w:rPr>
+          <w:b/>
+        </w:rPr>
+        <w:t xml:space="preserve">RQ1: Валютный риск как компонента VaR в смешанном портфеле.</w:t>
+      </w:r>
+    </w:p>
+    <w:p>
+      <w:r>
+        <w:t xml:space="preserve">При текущем составе портфеля (40% российских активов) FX-компонента составляет около 19% от совокупного risk contribution российского кластера. Валютный риск значим, но не доминирует — основной вклад в риск российских позиций идёт через equity-компоненту (движение акций в рублях). Parametric VaR (EWMA) систематически недооценивает риск в кризисные периоды: бэктест отвергает его на уровне и безусловного, и условного покрытия. MC Student-t лучше улавливает хвостовые потери и является единственной моделью, прошедшей совместный тест Купича–Кристофферсена.</w:t>
+      </w:r>
+    </w:p>
+    <w:p>
+      <w:r>
+        <w:rPr>
+          <w:b/>
+        </w:rPr>
+        <w:t xml:space="preserve">RQ2: Чувствительность к геополитическим шокам vs. «обычные» кризисы.</w:t>
+      </w:r>
+    </w:p>
+    <w:p>
+      <w:r>
+        <w:t xml:space="preserve">Прямое сравнение COVID-2020 и санкционного шока февраля 2022 ограничено тем, что MOEX была закрыта 24 торговых дня — бэктест на этом периоде методологически некорректен. Тем не менее, результаты позволяют сделать два наблюдения. Во-первых, стресс-тест COVID-2020 даёт кумулятивные потери портфеля, сопоставимые по масштабу с историческими данными. Во-вторых, расхождение между Basel √10 и overlapping-window VaR (2,04 п.п.) подтверждает, что в период кризиса стандартное масштабирование неадекватно — серийная корреляция и кластеризация волатильности усиливают 10-дневные потери сверх того, что предсказывает правило √10. Гипотетический сценарий «санкции» применяется только к глобальному кластеру, что ограничивает полноту ответа на RQ2 — это документированное ограничение проекта.</w:t>
+      </w:r>
+    </w:p>
+    <w:p>
+      <w:pPr>
+        <w:pStyle w:val="Heading2"/>
+      </w:pPr>
+      <w:r>
+        <w:t xml:space="preserve">10.8 Обобщающий вывод</w:t>
+      </w:r>
+    </w:p>
+    <w:p>
+      <w:r>
+        <w:t xml:space="preserve">Результаты расчётов подтверждают три ключевых положения. (1) В смешанном портфеле с 40% российских активов валютный риск составляет значимую, но не доминирующую компоненту — основной вклад в портфельный VaR приходится на equity-волатильность глобального кластера (прежде всего NVDA). (2) MC Student-t является наиболее адекватной моделью VaR для данного портфеля: это единственный метод, прошедший совместный тест Купича–Кристофферсена на периоде COVID-2020. (3) Правило Basel √10 систематически занижает 10-дневный VaR в периоды стресса, и прямая оценка через overlapping windows методологически корректнее.</w:t>
+      </w:r>
+    </w:p>
+    <w:p>
+      <w:r>
+        <w:t xml:space="preserve"/>
+      </w:r>
+    </w:p>
+    <w:p>
       <w:pPr>
         <w:pStyle w:val="Heading1"/>
         <w:spacing w:after="180" w:before="360"/>
       </w:pPr>
       <w:r>
-        <w:rPr>
-          <w:rFonts w:ascii="Times New Roman" w:cs="Times New Roman" w:eastAsia="Times New Roman" w:hAnsi="Times New Roman"/>
-          <w:b/>
-          <w:bCs/>
-          <w:sz w:val="28"/>
-          <w:szCs w:val="28"/>
-        </w:rPr>
-        <w:t xml:space="preserve">10. Список использованной литературы</w:t>
+        <w:t>11. Список использованной литературы</w:t>
       </w:r>
     </w:p>
     <w:p>

--- a/docs/RiskPulse_Theoretical_Part.docx
+++ b/docs/RiskPulse_Theoretical_Part.docx
@@ -280,6 +280,29 @@
           <w:szCs w:val="24"/>
         </w:rPr>
         <w:t xml:space="preserve">RQ1 не имеет очевидного ответа из литературы: при небольшой доле российских бумаг FX-риск растворяется в общем портфельном шуме, при большой — начинает доминировать, причём порог зависит от текущего режима волатильности рубля. RQ2 ставит под сравнение два принципиально разных по природе кризиса, что редко делается в учебных работах.</w:t>
+      </w:r>
+    </w:p>
+    <w:p>
+      <w:pPr>
+        <w:pStyle w:val="Heading2"/>
+      </w:pPr>
+      <w:r>
+        <w:t>1.2 Постановка задачи</w:t>
+      </w:r>
+    </w:p>
+    <w:p>
+      <w:r>
+        <w:t>Объект оценки — смешанный портфель из шести акций двух рынков: российский кластер (SBER, LKOH, GAZP) и глобальный кластер (NVDA, MSFT, AAPL). Базовые веса: SBER 15 %, LKOH 15 %, GAZP 10 %, NVDA 20 %, MSFT 20 %, AAPL 20 %. Все расчёты ведутся в долларах США; для российских бумаг логарифмические доходности конвертируются в USD через вычитание логарифмической доходности курса USD/RUB (раздел 2.2). Период наблюдений — с 3 января 2019 по 21 апреля 2026 года (1 902 торговых дня).</w:t>
+      </w:r>
+    </w:p>
+    <w:p>
+      <w:r>
+        <w:t>Что оценивается и как. Основные метрики риска — однодневный и десятидневный Value at Risk (VaR) и Expected Shortfall (ES) при доверительных уровнях 95 % и 99 %. VaR вычисляется четырьмя методами: историческая симуляция, параметрический EWMA (RiskMetrics), Монте-Карло с многомерным нормальным распределением и Монте-Карло с многомерным t-распределением Стьюдента (степени свободы ν оцениваются через MLE). Данные — дневные логарифмические доходности из MOEX ISS REST API (российские акции, IMOEX, USD/RUB), Yahoo Finance (глобальные акции, SPY) и FRED (ставка ФРС).</w:t>
+      </w:r>
+    </w:p>
+    <w:p>
+      <w:r>
+        <w:t>Окно оценки и применение. Ковариационная матрица оценивается методом EWMA с параметром λ = 0,94 (значение по умолчанию RiskMetrics; оптимальное значение подбирается в разделе 10.8). Факторные модели (CAPM, FF3) считаются на скользящем окне 252 торговых дня (оптимизация окна — раздел 10.8.3). Бэктестирование проводится методом expanding window: на каждый день t модель строится по данным до t, а VaR сравнивается с фактическим убытком в день t. Основной период бэктеста — COVID-2020 (раздел 8). Для оценки устойчивости результатов расчёты повторяются на четырёх конфигурациях портфеля с различными весами и сопоставляются с индексными бенчмарками SPY и IMOEX (раздел 10.7).</w:t>
       </w:r>
     </w:p>
     <w:p>
@@ -7337,7 +7360,3074 @@
         <w:pStyle w:val="Heading2"/>
       </w:pPr>
       <w:r>
-        <w:t xml:space="preserve">10.7 Ответы на исследовательские вопросы</w:t>
+        <w:t>10.7 Сравнение портфельных конфигураций</w:t>
+      </w:r>
+    </w:p>
+    <w:p>
+      <w:r>
+        <w:t>Для проверки устойчивости результатов и ответа на RQ1 о влиянии доли российских активов расчёты повторены на четырёх конфигурациях портфеля с различным географическим распределением. В качестве бенчмарков используются индексы SPY (S&amp;P 500 ETF) и IMOEX (Индекс Московской биржи в рублях). Конфигурации выбраны так, чтобы покрыть широкий спектр аллокаций — от равновесного до крайних значений:</w:t>
+      </w:r>
+    </w:p>
+    <w:p>
+      <w:pPr>
+        <w:pStyle w:val="ListParagraph"/>
+      </w:pPr>
+      <w:r>
+        <w:t>Default — базовый портфель проекта (SBER 15 %, LKOH 15 %, GAZP 10 %, NVDA 20 %, MSFT 20 %, AAPL 20 %);</w:t>
+      </w:r>
+    </w:p>
+    <w:p>
+      <w:pPr>
+        <w:pStyle w:val="ListParagraph"/>
+      </w:pPr>
+      <w:r>
+        <w:t>Equal — равные веса (по 16,7 % на каждый актив);</w:t>
+      </w:r>
+    </w:p>
+    <w:p>
+      <w:pPr>
+        <w:pStyle w:val="ListParagraph"/>
+      </w:pPr>
+      <w:r>
+        <w:t>RU-heavy — 70 % российские активы (SBER 25 %, LKOH 25 %, GAZP 20 %) / 30 % глобальные (по 10 %);</w:t>
+      </w:r>
+    </w:p>
+    <w:p>
+      <w:pPr>
+        <w:pStyle w:val="ListParagraph"/>
+      </w:pPr>
+      <w:r>
+        <w:t>US-heavy — 15 % российские (SBER 5 %, LKOH 5 %, GAZP 5 %) / 85 % глобальные (NVDA 30 %, MSFT 30 %, AAPL 25 %).</w:t>
+      </w:r>
+    </w:p>
+    <w:p>
+      <w:r>
+        <w:t>Для каждой конфигурации рассчитаны: годовая доходность, годовая волатильность, коэффициент Шарпа, коэффициент Кальмара, максимальная просадка, VaR 95 % и 99 % (1 день, MC Student-t), VaR 95 % (10 дней), β по SPY и β по IMOEX. Результаты представлены в таблице ниже.</w:t>
+      </w:r>
+    </w:p>
+    <w:tbl>
+      <w:tblPr>
+        <w:tblW w:type="auto" w:w="0"/>
+        <w:jc w:val="center"/>
+        <w:tblLook w:firstColumn="1" w:firstRow="1" w:lastColumn="0" w:lastRow="0" w:noHBand="0" w:noVBand="1" w:val="04A0"/>
+      </w:tblPr>
+      <w:tblGrid>
+        <w:gridCol w:w="756"/>
+        <w:gridCol w:w="756"/>
+        <w:gridCol w:w="756"/>
+        <w:gridCol w:w="756"/>
+        <w:gridCol w:w="756"/>
+        <w:gridCol w:w="756"/>
+        <w:gridCol w:w="756"/>
+        <w:gridCol w:w="756"/>
+        <w:gridCol w:w="756"/>
+        <w:gridCol w:w="756"/>
+        <w:gridCol w:w="756"/>
+        <w:gridCol w:w="756"/>
+      </w:tblGrid>
+      <w:tr>
+        <w:tc>
+          <w:tcPr>
+            <w:tcW w:type="dxa" w:w="756"/>
+          </w:tcPr>
+          <w:p>
+            <w:r>
+              <w:rPr>
+                <w:b/>
+                <w:sz w:val="18"/>
+              </w:rPr>
+              <w:t>Портфель</w:t>
+            </w:r>
+          </w:p>
+        </w:tc>
+        <w:tc>
+          <w:tcPr>
+            <w:tcW w:type="dxa" w:w="756"/>
+          </w:tcPr>
+          <w:p>
+            <w:r>
+              <w:rPr>
+                <w:b/>
+                <w:sz w:val="18"/>
+              </w:rPr>
+              <w:t>Ann. Return</w:t>
+            </w:r>
+          </w:p>
+        </w:tc>
+        <w:tc>
+          <w:tcPr>
+            <w:tcW w:type="dxa" w:w="756"/>
+          </w:tcPr>
+          <w:p>
+            <w:r>
+              <w:rPr>
+                <w:b/>
+                <w:sz w:val="18"/>
+              </w:rPr>
+              <w:t>Ann. Vol</w:t>
+            </w:r>
+          </w:p>
+        </w:tc>
+        <w:tc>
+          <w:tcPr>
+            <w:tcW w:type="dxa" w:w="756"/>
+          </w:tcPr>
+          <w:p>
+            <w:r>
+              <w:rPr>
+                <w:b/>
+                <w:sz w:val="18"/>
+              </w:rPr>
+              <w:t>Sharpe</w:t>
+            </w:r>
+          </w:p>
+        </w:tc>
+        <w:tc>
+          <w:tcPr>
+            <w:tcW w:type="dxa" w:w="756"/>
+          </w:tcPr>
+          <w:p>
+            <w:r>
+              <w:rPr>
+                <w:b/>
+                <w:sz w:val="18"/>
+              </w:rPr>
+              <w:t>Calmar</w:t>
+            </w:r>
+          </w:p>
+        </w:tc>
+        <w:tc>
+          <w:tcPr>
+            <w:tcW w:type="dxa" w:w="756"/>
+          </w:tcPr>
+          <w:p>
+            <w:r>
+              <w:rPr>
+                <w:b/>
+                <w:sz w:val="18"/>
+              </w:rPr>
+              <w:t>Max DD</w:t>
+            </w:r>
+          </w:p>
+        </w:tc>
+        <w:tc>
+          <w:tcPr>
+            <w:tcW w:type="dxa" w:w="756"/>
+          </w:tcPr>
+          <w:p>
+            <w:r>
+              <w:rPr>
+                <w:b/>
+                <w:sz w:val="18"/>
+              </w:rPr>
+              <w:t>VaR 95% 1d</w:t>
+            </w:r>
+          </w:p>
+        </w:tc>
+        <w:tc>
+          <w:tcPr>
+            <w:tcW w:type="dxa" w:w="756"/>
+          </w:tcPr>
+          <w:p>
+            <w:r>
+              <w:rPr>
+                <w:b/>
+                <w:sz w:val="18"/>
+              </w:rPr>
+              <w:t>ES 95% 1d</w:t>
+            </w:r>
+          </w:p>
+        </w:tc>
+        <w:tc>
+          <w:tcPr>
+            <w:tcW w:type="dxa" w:w="756"/>
+          </w:tcPr>
+          <w:p>
+            <w:r>
+              <w:rPr>
+                <w:b/>
+                <w:sz w:val="18"/>
+              </w:rPr>
+              <w:t>VaR 99% 1d</w:t>
+            </w:r>
+          </w:p>
+        </w:tc>
+        <w:tc>
+          <w:tcPr>
+            <w:tcW w:type="dxa" w:w="756"/>
+          </w:tcPr>
+          <w:p>
+            <w:r>
+              <w:rPr>
+                <w:b/>
+                <w:sz w:val="18"/>
+              </w:rPr>
+              <w:t>VaR 95% 10d</w:t>
+            </w:r>
+          </w:p>
+        </w:tc>
+        <w:tc>
+          <w:tcPr>
+            <w:tcW w:type="dxa" w:w="756"/>
+          </w:tcPr>
+          <w:p>
+            <w:r>
+              <w:rPr>
+                <w:b/>
+                <w:sz w:val="18"/>
+              </w:rPr>
+              <w:t>β(SPY)</w:t>
+            </w:r>
+          </w:p>
+        </w:tc>
+        <w:tc>
+          <w:tcPr>
+            <w:tcW w:type="dxa" w:w="756"/>
+          </w:tcPr>
+          <w:p>
+            <w:r>
+              <w:rPr>
+                <w:b/>
+                <w:sz w:val="18"/>
+              </w:rPr>
+              <w:t>β(IMOEX)</w:t>
+            </w:r>
+          </w:p>
+        </w:tc>
+      </w:tr>
+      <w:tr>
+        <w:tc>
+          <w:tcPr>
+            <w:tcW w:type="dxa" w:w="756"/>
+          </w:tcPr>
+          <w:p>
+            <w:r>
+              <w:rPr>
+                <w:sz w:val="18"/>
+              </w:rPr>
+              <w:t>Default</w:t>
+            </w:r>
+          </w:p>
+        </w:tc>
+        <w:tc>
+          <w:tcPr>
+            <w:tcW w:type="dxa" w:w="756"/>
+          </w:tcPr>
+          <w:p>
+            <w:r>
+              <w:rPr>
+                <w:sz w:val="18"/>
+              </w:rPr>
+              <w:t>24,12%</w:t>
+            </w:r>
+          </w:p>
+        </w:tc>
+        <w:tc>
+          <w:tcPr>
+            <w:tcW w:type="dxa" w:w="756"/>
+          </w:tcPr>
+          <w:p>
+            <w:r>
+              <w:rPr>
+                <w:sz w:val="18"/>
+              </w:rPr>
+              <w:t>23,94%</w:t>
+            </w:r>
+          </w:p>
+        </w:tc>
+        <w:tc>
+          <w:tcPr>
+            <w:tcW w:type="dxa" w:w="756"/>
+          </w:tcPr>
+          <w:p>
+            <w:r>
+              <w:rPr>
+                <w:sz w:val="18"/>
+              </w:rPr>
+              <w:t>1,008</w:t>
+            </w:r>
+          </w:p>
+        </w:tc>
+        <w:tc>
+          <w:tcPr>
+            <w:tcW w:type="dxa" w:w="756"/>
+          </w:tcPr>
+          <w:p>
+            <w:r>
+              <w:rPr>
+                <w:sz w:val="18"/>
+              </w:rPr>
+              <w:t>0,657</w:t>
+            </w:r>
+          </w:p>
+        </w:tc>
+        <w:tc>
+          <w:tcPr>
+            <w:tcW w:type="dxa" w:w="756"/>
+          </w:tcPr>
+          <w:p>
+            <w:r>
+              <w:rPr>
+                <w:sz w:val="18"/>
+              </w:rPr>
+              <w:t>−36,70%</w:t>
+            </w:r>
+          </w:p>
+        </w:tc>
+        <w:tc>
+          <w:tcPr>
+            <w:tcW w:type="dxa" w:w="756"/>
+          </w:tcPr>
+          <w:p>
+            <w:r>
+              <w:rPr>
+                <w:sz w:val="18"/>
+              </w:rPr>
+              <w:t>1,733%</w:t>
+            </w:r>
+          </w:p>
+        </w:tc>
+        <w:tc>
+          <w:tcPr>
+            <w:tcW w:type="dxa" w:w="756"/>
+          </w:tcPr>
+          <w:p>
+            <w:r>
+              <w:rPr>
+                <w:sz w:val="18"/>
+              </w:rPr>
+              <w:t>2,308%</w:t>
+            </w:r>
+          </w:p>
+        </w:tc>
+        <w:tc>
+          <w:tcPr>
+            <w:tcW w:type="dxa" w:w="756"/>
+          </w:tcPr>
+          <w:p>
+            <w:r>
+              <w:rPr>
+                <w:sz w:val="18"/>
+              </w:rPr>
+              <w:t>2,642%</w:t>
+            </w:r>
+          </w:p>
+        </w:tc>
+        <w:tc>
+          <w:tcPr>
+            <w:tcW w:type="dxa" w:w="756"/>
+          </w:tcPr>
+          <w:p>
+            <w:r>
+              <w:rPr>
+                <w:sz w:val="18"/>
+              </w:rPr>
+              <w:t>5,836%</w:t>
+            </w:r>
+          </w:p>
+        </w:tc>
+        <w:tc>
+          <w:tcPr>
+            <w:tcW w:type="dxa" w:w="756"/>
+          </w:tcPr>
+          <w:p>
+            <w:r>
+              <w:rPr>
+                <w:sz w:val="18"/>
+              </w:rPr>
+              <w:t>0,988</w:t>
+            </w:r>
+          </w:p>
+        </w:tc>
+        <w:tc>
+          <w:tcPr>
+            <w:tcW w:type="dxa" w:w="756"/>
+          </w:tcPr>
+          <w:p>
+            <w:r>
+              <w:rPr>
+                <w:sz w:val="18"/>
+              </w:rPr>
+              <w:t>0,483</w:t>
+            </w:r>
+          </w:p>
+        </w:tc>
+      </w:tr>
+      <w:tr>
+        <w:tc>
+          <w:tcPr>
+            <w:tcW w:type="dxa" w:w="756"/>
+          </w:tcPr>
+          <w:p>
+            <w:r>
+              <w:rPr>
+                <w:sz w:val="18"/>
+              </w:rPr>
+              <w:t>Equal</w:t>
+            </w:r>
+          </w:p>
+        </w:tc>
+        <w:tc>
+          <w:tcPr>
+            <w:tcW w:type="dxa" w:w="756"/>
+          </w:tcPr>
+          <w:p>
+            <w:r>
+              <w:rPr>
+                <w:sz w:val="18"/>
+              </w:rPr>
+              <w:t>20,51%</w:t>
+            </w:r>
+          </w:p>
+        </w:tc>
+        <w:tc>
+          <w:tcPr>
+            <w:tcW w:type="dxa" w:w="756"/>
+          </w:tcPr>
+          <w:p>
+            <w:r>
+              <w:rPr>
+                <w:sz w:val="18"/>
+              </w:rPr>
+              <w:t>23,42%</w:t>
+            </w:r>
+          </w:p>
+        </w:tc>
+        <w:tc>
+          <w:tcPr>
+            <w:tcW w:type="dxa" w:w="756"/>
+          </w:tcPr>
+          <w:p>
+            <w:r>
+              <w:rPr>
+                <w:sz w:val="18"/>
+              </w:rPr>
+              <w:t>0,876</w:t>
+            </w:r>
+          </w:p>
+        </w:tc>
+        <w:tc>
+          <w:tcPr>
+            <w:tcW w:type="dxa" w:w="756"/>
+          </w:tcPr>
+          <w:p>
+            <w:r>
+              <w:rPr>
+                <w:sz w:val="18"/>
+              </w:rPr>
+              <w:t>0,570</w:t>
+            </w:r>
+          </w:p>
+        </w:tc>
+        <w:tc>
+          <w:tcPr>
+            <w:tcW w:type="dxa" w:w="756"/>
+          </w:tcPr>
+          <w:p>
+            <w:r>
+              <w:rPr>
+                <w:sz w:val="18"/>
+              </w:rPr>
+              <w:t>−35,97%</w:t>
+            </w:r>
+          </w:p>
+        </w:tc>
+        <w:tc>
+          <w:tcPr>
+            <w:tcW w:type="dxa" w:w="756"/>
+          </w:tcPr>
+          <w:p>
+            <w:r>
+              <w:rPr>
+                <w:sz w:val="18"/>
+              </w:rPr>
+              <w:t>1,684%</w:t>
+            </w:r>
+          </w:p>
+        </w:tc>
+        <w:tc>
+          <w:tcPr>
+            <w:tcW w:type="dxa" w:w="756"/>
+          </w:tcPr>
+          <w:p>
+            <w:r>
+              <w:rPr>
+                <w:sz w:val="18"/>
+              </w:rPr>
+              <w:t>2,252%</w:t>
+            </w:r>
+          </w:p>
+        </w:tc>
+        <w:tc>
+          <w:tcPr>
+            <w:tcW w:type="dxa" w:w="756"/>
+          </w:tcPr>
+          <w:p>
+            <w:r>
+              <w:rPr>
+                <w:sz w:val="18"/>
+              </w:rPr>
+              <w:t>2,581%</w:t>
+            </w:r>
+          </w:p>
+        </w:tc>
+        <w:tc>
+          <w:tcPr>
+            <w:tcW w:type="dxa" w:w="756"/>
+          </w:tcPr>
+          <w:p>
+            <w:r>
+              <w:rPr>
+                <w:sz w:val="18"/>
+              </w:rPr>
+              <w:t>5,352%</w:t>
+            </w:r>
+          </w:p>
+        </w:tc>
+        <w:tc>
+          <w:tcPr>
+            <w:tcW w:type="dxa" w:w="756"/>
+          </w:tcPr>
+          <w:p>
+            <w:r>
+              <w:rPr>
+                <w:sz w:val="18"/>
+              </w:rPr>
+              <w:t>0,886</w:t>
+            </w:r>
+          </w:p>
+        </w:tc>
+        <w:tc>
+          <w:tcPr>
+            <w:tcW w:type="dxa" w:w="756"/>
+          </w:tcPr>
+          <w:p>
+            <w:r>
+              <w:rPr>
+                <w:sz w:val="18"/>
+              </w:rPr>
+              <w:t>0,552</w:t>
+            </w:r>
+          </w:p>
+        </w:tc>
+      </w:tr>
+      <w:tr>
+        <w:tc>
+          <w:tcPr>
+            <w:tcW w:type="dxa" w:w="756"/>
+          </w:tcPr>
+          <w:p>
+            <w:r>
+              <w:rPr>
+                <w:sz w:val="18"/>
+              </w:rPr>
+              <w:t>RU-heavy</w:t>
+            </w:r>
+          </w:p>
+        </w:tc>
+        <w:tc>
+          <w:tcPr>
+            <w:tcW w:type="dxa" w:w="756"/>
+          </w:tcPr>
+          <w:p>
+            <w:r>
+              <w:rPr>
+                <w:sz w:val="18"/>
+              </w:rPr>
+              <w:t>14,44%</w:t>
+            </w:r>
+          </w:p>
+        </w:tc>
+        <w:tc>
+          <w:tcPr>
+            <w:tcW w:type="dxa" w:w="756"/>
+          </w:tcPr>
+          <w:p>
+            <w:r>
+              <w:rPr>
+                <w:sz w:val="18"/>
+              </w:rPr>
+              <w:t>24,16%</w:t>
+            </w:r>
+          </w:p>
+        </w:tc>
+        <w:tc>
+          <w:tcPr>
+            <w:tcW w:type="dxa" w:w="756"/>
+          </w:tcPr>
+          <w:p>
+            <w:r>
+              <w:rPr>
+                <w:sz w:val="18"/>
+              </w:rPr>
+              <w:t>0,598</w:t>
+            </w:r>
+          </w:p>
+        </w:tc>
+        <w:tc>
+          <w:tcPr>
+            <w:tcW w:type="dxa" w:w="756"/>
+          </w:tcPr>
+          <w:p>
+            <w:r>
+              <w:rPr>
+                <w:sz w:val="18"/>
+              </w:rPr>
+              <w:t>0,397</w:t>
+            </w:r>
+          </w:p>
+        </w:tc>
+        <w:tc>
+          <w:tcPr>
+            <w:tcW w:type="dxa" w:w="756"/>
+          </w:tcPr>
+          <w:p>
+            <w:r>
+              <w:rPr>
+                <w:sz w:val="18"/>
+              </w:rPr>
+              <w:t>−36,36%</w:t>
+            </w:r>
+          </w:p>
+        </w:tc>
+        <w:tc>
+          <w:tcPr>
+            <w:tcW w:type="dxa" w:w="756"/>
+          </w:tcPr>
+          <w:p>
+            <w:r>
+              <w:rPr>
+                <w:sz w:val="18"/>
+              </w:rPr>
+              <w:t>1,781%</w:t>
+            </w:r>
+          </w:p>
+        </w:tc>
+        <w:tc>
+          <w:tcPr>
+            <w:tcW w:type="dxa" w:w="756"/>
+          </w:tcPr>
+          <w:p>
+            <w:r>
+              <w:rPr>
+                <w:sz w:val="18"/>
+              </w:rPr>
+              <w:t>2,507%</w:t>
+            </w:r>
+          </w:p>
+        </w:tc>
+        <w:tc>
+          <w:tcPr>
+            <w:tcW w:type="dxa" w:w="756"/>
+          </w:tcPr>
+          <w:p>
+            <w:r>
+              <w:rPr>
+                <w:sz w:val="18"/>
+              </w:rPr>
+              <w:t>3,003%</w:t>
+            </w:r>
+          </w:p>
+        </w:tc>
+        <w:tc>
+          <w:tcPr>
+            <w:tcW w:type="dxa" w:w="756"/>
+          </w:tcPr>
+          <w:p>
+            <w:r>
+              <w:rPr>
+                <w:sz w:val="18"/>
+              </w:rPr>
+              <w:t>6,181%</w:t>
+            </w:r>
+          </w:p>
+        </w:tc>
+        <w:tc>
+          <w:tcPr>
+            <w:tcW w:type="dxa" w:w="756"/>
+          </w:tcPr>
+          <w:p>
+            <w:r>
+              <w:rPr>
+                <w:sz w:val="18"/>
+              </w:rPr>
+              <w:t>0,684</w:t>
+            </w:r>
+          </w:p>
+        </w:tc>
+        <w:tc>
+          <w:tcPr>
+            <w:tcW w:type="dxa" w:w="756"/>
+          </w:tcPr>
+          <w:p>
+            <w:r>
+              <w:rPr>
+                <w:sz w:val="18"/>
+              </w:rPr>
+              <w:t>0,683</w:t>
+            </w:r>
+          </w:p>
+        </w:tc>
+      </w:tr>
+      <w:tr>
+        <w:tc>
+          <w:tcPr>
+            <w:tcW w:type="dxa" w:w="756"/>
+          </w:tcPr>
+          <w:p>
+            <w:r>
+              <w:rPr>
+                <w:sz w:val="18"/>
+              </w:rPr>
+              <w:t>US-heavy</w:t>
+            </w:r>
+          </w:p>
+        </w:tc>
+        <w:tc>
+          <w:tcPr>
+            <w:tcW w:type="dxa" w:w="756"/>
+          </w:tcPr>
+          <w:p>
+            <w:r>
+              <w:rPr>
+                <w:sz w:val="18"/>
+              </w:rPr>
+              <w:t>32,19%</w:t>
+            </w:r>
+          </w:p>
+        </w:tc>
+        <w:tc>
+          <w:tcPr>
+            <w:tcW w:type="dxa" w:w="756"/>
+          </w:tcPr>
+          <w:p>
+            <w:r>
+              <w:rPr>
+                <w:sz w:val="18"/>
+              </w:rPr>
+              <w:t>28,10%</w:t>
+            </w:r>
+          </w:p>
+        </w:tc>
+        <w:tc>
+          <w:tcPr>
+            <w:tcW w:type="dxa" w:w="756"/>
+          </w:tcPr>
+          <w:p>
+            <w:r>
+              <w:rPr>
+                <w:sz w:val="18"/>
+              </w:rPr>
+              <w:t>1,145</w:t>
+            </w:r>
+          </w:p>
+        </w:tc>
+        <w:tc>
+          <w:tcPr>
+            <w:tcW w:type="dxa" w:w="756"/>
+          </w:tcPr>
+          <w:p>
+            <w:r>
+              <w:rPr>
+                <w:sz w:val="18"/>
+              </w:rPr>
+              <w:t>0,757</w:t>
+            </w:r>
+          </w:p>
+        </w:tc>
+        <w:tc>
+          <w:tcPr>
+            <w:tcW w:type="dxa" w:w="756"/>
+          </w:tcPr>
+          <w:p>
+            <w:r>
+              <w:rPr>
+                <w:sz w:val="18"/>
+              </w:rPr>
+              <w:t>−42,53%</w:t>
+            </w:r>
+          </w:p>
+        </w:tc>
+        <w:tc>
+          <w:tcPr>
+            <w:tcW w:type="dxa" w:w="756"/>
+          </w:tcPr>
+          <w:p>
+            <w:r>
+              <w:rPr>
+                <w:sz w:val="18"/>
+              </w:rPr>
+              <w:t>2,173%</w:t>
+            </w:r>
+          </w:p>
+        </w:tc>
+        <w:tc>
+          <w:tcPr>
+            <w:tcW w:type="dxa" w:w="756"/>
+          </w:tcPr>
+          <w:p>
+            <w:r>
+              <w:rPr>
+                <w:sz w:val="18"/>
+              </w:rPr>
+              <w:t>2,928%</w:t>
+            </w:r>
+          </w:p>
+        </w:tc>
+        <w:tc>
+          <w:tcPr>
+            <w:tcW w:type="dxa" w:w="756"/>
+          </w:tcPr>
+          <w:p>
+            <w:r>
+              <w:rPr>
+                <w:sz w:val="18"/>
+              </w:rPr>
+              <w:t>3,345%</w:t>
+            </w:r>
+          </w:p>
+        </w:tc>
+        <w:tc>
+          <w:tcPr>
+            <w:tcW w:type="dxa" w:w="756"/>
+          </w:tcPr>
+          <w:p>
+            <w:r>
+              <w:rPr>
+                <w:sz w:val="18"/>
+              </w:rPr>
+              <w:t>6,839%</w:t>
+            </w:r>
+          </w:p>
+        </w:tc>
+        <w:tc>
+          <w:tcPr>
+            <w:tcW w:type="dxa" w:w="756"/>
+          </w:tcPr>
+          <w:p>
+            <w:r>
+              <w:rPr>
+                <w:sz w:val="18"/>
+              </w:rPr>
+              <w:t>1,249</w:t>
+            </w:r>
+          </w:p>
+        </w:tc>
+        <w:tc>
+          <w:tcPr>
+            <w:tcW w:type="dxa" w:w="756"/>
+          </w:tcPr>
+          <w:p>
+            <w:r>
+              <w:rPr>
+                <w:sz w:val="18"/>
+              </w:rPr>
+              <w:t>0,321</w:t>
+            </w:r>
+          </w:p>
+        </w:tc>
+      </w:tr>
+      <w:tr>
+        <w:tc>
+          <w:tcPr>
+            <w:tcW w:type="dxa" w:w="756"/>
+          </w:tcPr>
+          <w:p>
+            <w:r>
+              <w:rPr>
+                <w:sz w:val="18"/>
+              </w:rPr>
+              <w:t>SPY</w:t>
+            </w:r>
+          </w:p>
+        </w:tc>
+        <w:tc>
+          <w:tcPr>
+            <w:tcW w:type="dxa" w:w="756"/>
+          </w:tcPr>
+          <w:p>
+            <w:r>
+              <w:rPr>
+                <w:sz w:val="18"/>
+              </w:rPr>
+              <w:t>18,25%</w:t>
+            </w:r>
+          </w:p>
+        </w:tc>
+        <w:tc>
+          <w:tcPr>
+            <w:tcW w:type="dxa" w:w="756"/>
+          </w:tcPr>
+          <w:p>
+            <w:r>
+              <w:rPr>
+                <w:sz w:val="18"/>
+              </w:rPr>
+              <w:t>19,75%</w:t>
+            </w:r>
+          </w:p>
+        </w:tc>
+        <w:tc>
+          <w:tcPr>
+            <w:tcW w:type="dxa" w:w="756"/>
+          </w:tcPr>
+          <w:p>
+            <w:r>
+              <w:rPr>
+                <w:sz w:val="18"/>
+              </w:rPr>
+              <w:t>0,924</w:t>
+            </w:r>
+          </w:p>
+        </w:tc>
+        <w:tc>
+          <w:tcPr>
+            <w:tcW w:type="dxa" w:w="756"/>
+          </w:tcPr>
+          <w:p>
+            <w:r>
+              <w:rPr>
+                <w:sz w:val="18"/>
+              </w:rPr>
+              <w:t>0,541</w:t>
+            </w:r>
+          </w:p>
+        </w:tc>
+        <w:tc>
+          <w:tcPr>
+            <w:tcW w:type="dxa" w:w="756"/>
+          </w:tcPr>
+          <w:p>
+            <w:r>
+              <w:rPr>
+                <w:sz w:val="18"/>
+              </w:rPr>
+              <w:t>−33,72%</w:t>
+            </w:r>
+          </w:p>
+        </w:tc>
+        <w:tc>
+          <w:tcPr>
+            <w:tcW w:type="dxa" w:w="756"/>
+          </w:tcPr>
+          <w:p>
+            <w:r>
+              <w:rPr>
+                <w:sz w:val="18"/>
+              </w:rPr>
+              <w:t>1,725%</w:t>
+            </w:r>
+          </w:p>
+        </w:tc>
+        <w:tc>
+          <w:tcPr>
+            <w:tcW w:type="dxa" w:w="756"/>
+          </w:tcPr>
+          <w:p>
+            <w:r>
+              <w:rPr>
+                <w:sz w:val="18"/>
+              </w:rPr>
+              <w:t>—</w:t>
+            </w:r>
+          </w:p>
+        </w:tc>
+        <w:tc>
+          <w:tcPr>
+            <w:tcW w:type="dxa" w:w="756"/>
+          </w:tcPr>
+          <w:p>
+            <w:r>
+              <w:rPr>
+                <w:sz w:val="18"/>
+              </w:rPr>
+              <w:t>—</w:t>
+            </w:r>
+          </w:p>
+        </w:tc>
+        <w:tc>
+          <w:tcPr>
+            <w:tcW w:type="dxa" w:w="756"/>
+          </w:tcPr>
+          <w:p>
+            <w:r>
+              <w:rPr>
+                <w:sz w:val="18"/>
+              </w:rPr>
+              <w:t>—</w:t>
+            </w:r>
+          </w:p>
+        </w:tc>
+        <w:tc>
+          <w:tcPr>
+            <w:tcW w:type="dxa" w:w="756"/>
+          </w:tcPr>
+          <w:p>
+            <w:r>
+              <w:rPr>
+                <w:sz w:val="18"/>
+              </w:rPr>
+              <w:t>1,000</w:t>
+            </w:r>
+          </w:p>
+        </w:tc>
+        <w:tc>
+          <w:tcPr>
+            <w:tcW w:type="dxa" w:w="756"/>
+          </w:tcPr>
+          <w:p>
+            <w:r>
+              <w:rPr>
+                <w:sz w:val="18"/>
+              </w:rPr>
+              <w:t>—</w:t>
+            </w:r>
+          </w:p>
+        </w:tc>
+      </w:tr>
+      <w:tr>
+        <w:tc>
+          <w:tcPr>
+            <w:tcW w:type="dxa" w:w="756"/>
+          </w:tcPr>
+          <w:p>
+            <w:r>
+              <w:rPr>
+                <w:sz w:val="18"/>
+              </w:rPr>
+              <w:t>IMOEX (RUB)</w:t>
+            </w:r>
+          </w:p>
+        </w:tc>
+        <w:tc>
+          <w:tcPr>
+            <w:tcW w:type="dxa" w:w="756"/>
+          </w:tcPr>
+          <w:p>
+            <w:r>
+              <w:rPr>
+                <w:sz w:val="18"/>
+              </w:rPr>
+              <w:t xml:space="preserve"> 7,47%</w:t>
+            </w:r>
+          </w:p>
+        </w:tc>
+        <w:tc>
+          <w:tcPr>
+            <w:tcW w:type="dxa" w:w="756"/>
+          </w:tcPr>
+          <w:p>
+            <w:r>
+              <w:rPr>
+                <w:sz w:val="18"/>
+              </w:rPr>
+              <w:t>22,71%</w:t>
+            </w:r>
+          </w:p>
+        </w:tc>
+        <w:tc>
+          <w:tcPr>
+            <w:tcW w:type="dxa" w:w="756"/>
+          </w:tcPr>
+          <w:p>
+            <w:r>
+              <w:rPr>
+                <w:sz w:val="18"/>
+              </w:rPr>
+              <w:t>0,329</w:t>
+            </w:r>
+          </w:p>
+        </w:tc>
+        <w:tc>
+          <w:tcPr>
+            <w:tcW w:type="dxa" w:w="756"/>
+          </w:tcPr>
+          <w:p>
+            <w:r>
+              <w:rPr>
+                <w:sz w:val="18"/>
+              </w:rPr>
+              <w:t>0,215</w:t>
+            </w:r>
+          </w:p>
+        </w:tc>
+        <w:tc>
+          <w:tcPr>
+            <w:tcW w:type="dxa" w:w="756"/>
+          </w:tcPr>
+          <w:p>
+            <w:r>
+              <w:rPr>
+                <w:sz w:val="18"/>
+              </w:rPr>
+              <w:t>−34,77%</w:t>
+            </w:r>
+          </w:p>
+        </w:tc>
+        <w:tc>
+          <w:tcPr>
+            <w:tcW w:type="dxa" w:w="756"/>
+          </w:tcPr>
+          <w:p>
+            <w:r>
+              <w:rPr>
+                <w:sz w:val="18"/>
+              </w:rPr>
+              <w:t>2,078%</w:t>
+            </w:r>
+          </w:p>
+        </w:tc>
+        <w:tc>
+          <w:tcPr>
+            <w:tcW w:type="dxa" w:w="756"/>
+          </w:tcPr>
+          <w:p>
+            <w:r>
+              <w:rPr>
+                <w:sz w:val="18"/>
+              </w:rPr>
+              <w:t>—</w:t>
+            </w:r>
+          </w:p>
+        </w:tc>
+        <w:tc>
+          <w:tcPr>
+            <w:tcW w:type="dxa" w:w="756"/>
+          </w:tcPr>
+          <w:p>
+            <w:r>
+              <w:rPr>
+                <w:sz w:val="18"/>
+              </w:rPr>
+              <w:t>—</w:t>
+            </w:r>
+          </w:p>
+        </w:tc>
+        <w:tc>
+          <w:tcPr>
+            <w:tcW w:type="dxa" w:w="756"/>
+          </w:tcPr>
+          <w:p>
+            <w:r>
+              <w:rPr>
+                <w:sz w:val="18"/>
+              </w:rPr>
+              <w:t>—</w:t>
+            </w:r>
+          </w:p>
+        </w:tc>
+        <w:tc>
+          <w:tcPr>
+            <w:tcW w:type="dxa" w:w="756"/>
+          </w:tcPr>
+          <w:p>
+            <w:r>
+              <w:rPr>
+                <w:sz w:val="18"/>
+              </w:rPr>
+              <w:t>—</w:t>
+            </w:r>
+          </w:p>
+        </w:tc>
+        <w:tc>
+          <w:tcPr>
+            <w:tcW w:type="dxa" w:w="756"/>
+          </w:tcPr>
+          <w:p>
+            <w:r>
+              <w:rPr>
+                <w:sz w:val="18"/>
+              </w:rPr>
+              <w:t>—</w:t>
+            </w:r>
+          </w:p>
+        </w:tc>
+      </w:tr>
+    </w:tbl>
+    <w:p>
+      <w:r>
+        <w:t>Анализ результатов. Портфель US-heavy демонстрирует наибольшую годовую доходность (32,19 %) и Sharpe (1,145), однако также наибольшую волатильность (28,10 %) и VaR, что объясняется концентрацией в высоковолатильных технологических акциях. Портфель RU-heavy показывает наименьшую доходность (14,44 %) при сопоставимой волатильности, что отражает совокупное воздействие валютного риска USD/RUB и специфической волатильности российского рынка. Equal-weighted портфель занимает промежуточное положение, подтверждая результаты литературы о наивной диверсификации (DeMiguel et al., 2009). Сравнение с бенчмарками показывает, что β(SPY) закономерно растёт при увеличении доли глобальных активов (0,684 у RU-heavy против 1,249 у US-heavy), тогда как β(IMOEX) — при увеличении доли российских (0,683 у RU-heavy против 0,321 у US-heavy). Все портфельные конфигурации превосходят IMOEX по Sharpe (0,329), но только US-heavy и Default превосходят SPY (0,924).</w:t>
+      </w:r>
+    </w:p>
+    <w:p>
+      <w:r>
+        <w:t>Для оценки стабильности метрик во времени дополнительно рассчитаны скользящий 63-дневный коэффициент Шарпа и скользящий EWMA VaR для каждой конфигурации. Различия между конфигурациями особенно выражены в кризисные периоды: во время COVID-2020 портфель RU-heavy испытывает более выраженный всплеск VaR, чем US-heavy, что подтверждает эффект кумуляции рыночного и валютного рисков.</w:t>
+      </w:r>
+    </w:p>
+    <w:p>
+      <w:pPr>
+        <w:pStyle w:val="Heading2"/>
+      </w:pPr>
+      <w:r>
+        <w:t>10.8 Оптимизация гиперпараметров</w:t>
+      </w:r>
+    </w:p>
+    <w:p>
+      <w:r>
+        <w:t>Базовые модели проекта используют параметры по умолчанию, унаследованные из стандартных методологий (λ = 0,94 для EWMA по RiskMetrics, окно 252 дня для CAPM). Для проверки чувствительности и калибровки моделей проведена оптимизация трёх категорий гиперпараметров.</w:t>
+      </w:r>
+    </w:p>
+    <w:p>
+      <w:pPr>
+        <w:pStyle w:val="Heading3"/>
+      </w:pPr>
+      <w:r>
+        <w:t>10.8.1 Оптимизация λ EWMA</w:t>
+      </w:r>
+    </w:p>
+    <w:p>
+      <w:r>
+        <w:t>Параметр λ определяет скорость затухания весов в экспоненциальной модели волатильности. Низкие значения λ обеспечивают быструю реакцию на недавние шоки, но повышают шум; высокие — сглаживают ряд, но замедляют адаптацию к смене режима. Для калибровки проведён перебор по сетке λ ∈ [0,88; 0,99] с шагом 0,01. Для каждого λ выполнен expanding-window бэктест: на каждый день t строится EWMA-оценка σ_t, вычисляется параметрический VaR = Φ⁻¹(0,95)·σ_t, и проверяется, превысили ли фактические убытки этот порог. Оптимальным считается λ, при котором эмпирическая частота превышений наиболее близка к теоретической 5 %. Результаты представлены в таблице ниже.</w:t>
+      </w:r>
+    </w:p>
+    <w:tbl>
+      <w:tblPr>
+        <w:tblW w:type="auto" w:w="0"/>
+        <w:jc w:val="center"/>
+        <w:tblLook w:firstColumn="1" w:firstRow="1" w:lastColumn="0" w:lastRow="0" w:noHBand="0" w:noVBand="1" w:val="04A0"/>
+      </w:tblPr>
+      <w:tblGrid>
+        <w:gridCol w:w="2268"/>
+        <w:gridCol w:w="2268"/>
+        <w:gridCol w:w="2268"/>
+        <w:gridCol w:w="2268"/>
+      </w:tblGrid>
+      <w:tr>
+        <w:tc>
+          <w:tcPr>
+            <w:tcW w:type="dxa" w:w="2268"/>
+          </w:tcPr>
+          <w:p>
+            <w:r>
+              <w:rPr>
+                <w:b/>
+                <w:sz w:val="18"/>
+              </w:rPr>
+              <w:t>λ</w:t>
+            </w:r>
+          </w:p>
+        </w:tc>
+        <w:tc>
+          <w:tcPr>
+            <w:tcW w:type="dxa" w:w="2268"/>
+          </w:tcPr>
+          <w:p>
+            <w:r>
+              <w:rPr>
+                <w:b/>
+                <w:sz w:val="18"/>
+              </w:rPr>
+              <w:t>Частота превышений</w:t>
+            </w:r>
+          </w:p>
+        </w:tc>
+        <w:tc>
+          <w:tcPr>
+            <w:tcW w:type="dxa" w:w="2268"/>
+          </w:tcPr>
+          <w:p>
+            <w:r>
+              <w:rPr>
+                <w:b/>
+                <w:sz w:val="18"/>
+              </w:rPr>
+              <w:t>Отклонение от 5%</w:t>
+            </w:r>
+          </w:p>
+        </w:tc>
+        <w:tc>
+          <w:tcPr>
+            <w:tcW w:type="dxa" w:w="2268"/>
+          </w:tcPr>
+          <w:p>
+            <w:r>
+              <w:rPr>
+                <w:b/>
+                <w:sz w:val="18"/>
+              </w:rPr>
+              <w:t>|Ошибка|</w:t>
+            </w:r>
+          </w:p>
+        </w:tc>
+      </w:tr>
+      <w:tr>
+        <w:tc>
+          <w:tcPr>
+            <w:tcW w:type="dxa" w:w="2268"/>
+          </w:tcPr>
+          <w:p>
+            <w:r>
+              <w:rPr>
+                <w:sz w:val="18"/>
+              </w:rPr>
+              <w:t>0,88</w:t>
+            </w:r>
+          </w:p>
+        </w:tc>
+        <w:tc>
+          <w:tcPr>
+            <w:tcW w:type="dxa" w:w="2268"/>
+          </w:tcPr>
+          <w:p>
+            <w:r>
+              <w:rPr>
+                <w:sz w:val="18"/>
+              </w:rPr>
+              <w:t>5,92%</w:t>
+            </w:r>
+          </w:p>
+        </w:tc>
+        <w:tc>
+          <w:tcPr>
+            <w:tcW w:type="dxa" w:w="2268"/>
+          </w:tcPr>
+          <w:p>
+            <w:r>
+              <w:rPr>
+                <w:sz w:val="18"/>
+              </w:rPr>
+              <w:t>+0,92 п.п.</w:t>
+            </w:r>
+          </w:p>
+        </w:tc>
+        <w:tc>
+          <w:tcPr>
+            <w:tcW w:type="dxa" w:w="2268"/>
+          </w:tcPr>
+          <w:p>
+            <w:r>
+              <w:rPr>
+                <w:sz w:val="18"/>
+              </w:rPr>
+              <w:t>0,0092</w:t>
+            </w:r>
+          </w:p>
+        </w:tc>
+      </w:tr>
+      <w:tr>
+        <w:tc>
+          <w:tcPr>
+            <w:tcW w:type="dxa" w:w="2268"/>
+          </w:tcPr>
+          <w:p>
+            <w:r>
+              <w:rPr>
+                <w:sz w:val="18"/>
+              </w:rPr>
+              <w:t>0,89</w:t>
+            </w:r>
+          </w:p>
+        </w:tc>
+        <w:tc>
+          <w:tcPr>
+            <w:tcW w:type="dxa" w:w="2268"/>
+          </w:tcPr>
+          <w:p>
+            <w:r>
+              <w:rPr>
+                <w:sz w:val="18"/>
+              </w:rPr>
+              <w:t>5,86%</w:t>
+            </w:r>
+          </w:p>
+        </w:tc>
+        <w:tc>
+          <w:tcPr>
+            <w:tcW w:type="dxa" w:w="2268"/>
+          </w:tcPr>
+          <w:p>
+            <w:r>
+              <w:rPr>
+                <w:sz w:val="18"/>
+              </w:rPr>
+              <w:t>+0,86 п.п.</w:t>
+            </w:r>
+          </w:p>
+        </w:tc>
+        <w:tc>
+          <w:tcPr>
+            <w:tcW w:type="dxa" w:w="2268"/>
+          </w:tcPr>
+          <w:p>
+            <w:r>
+              <w:rPr>
+                <w:sz w:val="18"/>
+              </w:rPr>
+              <w:t>0,0086</w:t>
+            </w:r>
+          </w:p>
+        </w:tc>
+      </w:tr>
+      <w:tr>
+        <w:tc>
+          <w:tcPr>
+            <w:tcW w:type="dxa" w:w="2268"/>
+          </w:tcPr>
+          <w:p>
+            <w:r>
+              <w:rPr>
+                <w:sz w:val="18"/>
+              </w:rPr>
+              <w:t>0,90</w:t>
+            </w:r>
+          </w:p>
+        </w:tc>
+        <w:tc>
+          <w:tcPr>
+            <w:tcW w:type="dxa" w:w="2268"/>
+          </w:tcPr>
+          <w:p>
+            <w:r>
+              <w:rPr>
+                <w:sz w:val="18"/>
+              </w:rPr>
+              <w:t>5,75%</w:t>
+            </w:r>
+          </w:p>
+        </w:tc>
+        <w:tc>
+          <w:tcPr>
+            <w:tcW w:type="dxa" w:w="2268"/>
+          </w:tcPr>
+          <w:p>
+            <w:r>
+              <w:rPr>
+                <w:sz w:val="18"/>
+              </w:rPr>
+              <w:t>+0,75 п.п.</w:t>
+            </w:r>
+          </w:p>
+        </w:tc>
+        <w:tc>
+          <w:tcPr>
+            <w:tcW w:type="dxa" w:w="2268"/>
+          </w:tcPr>
+          <w:p>
+            <w:r>
+              <w:rPr>
+                <w:sz w:val="18"/>
+              </w:rPr>
+              <w:t>0,0075</w:t>
+            </w:r>
+          </w:p>
+        </w:tc>
+      </w:tr>
+      <w:tr>
+        <w:tc>
+          <w:tcPr>
+            <w:tcW w:type="dxa" w:w="2268"/>
+          </w:tcPr>
+          <w:p>
+            <w:r>
+              <w:rPr>
+                <w:sz w:val="18"/>
+              </w:rPr>
+              <w:t>0,91</w:t>
+            </w:r>
+          </w:p>
+        </w:tc>
+        <w:tc>
+          <w:tcPr>
+            <w:tcW w:type="dxa" w:w="2268"/>
+          </w:tcPr>
+          <w:p>
+            <w:r>
+              <w:rPr>
+                <w:sz w:val="18"/>
+              </w:rPr>
+              <w:t>5,59%</w:t>
+            </w:r>
+          </w:p>
+        </w:tc>
+        <w:tc>
+          <w:tcPr>
+            <w:tcW w:type="dxa" w:w="2268"/>
+          </w:tcPr>
+          <w:p>
+            <w:r>
+              <w:rPr>
+                <w:sz w:val="18"/>
+              </w:rPr>
+              <w:t>+0,59 п.п.</w:t>
+            </w:r>
+          </w:p>
+        </w:tc>
+        <w:tc>
+          <w:tcPr>
+            <w:tcW w:type="dxa" w:w="2268"/>
+          </w:tcPr>
+          <w:p>
+            <w:r>
+              <w:rPr>
+                <w:sz w:val="18"/>
+              </w:rPr>
+              <w:t>0,0059</w:t>
+            </w:r>
+          </w:p>
+        </w:tc>
+      </w:tr>
+      <w:tr>
+        <w:tc>
+          <w:tcPr>
+            <w:tcW w:type="dxa" w:w="2268"/>
+          </w:tcPr>
+          <w:p>
+            <w:r>
+              <w:rPr>
+                <w:sz w:val="18"/>
+              </w:rPr>
+              <w:t>0,92</w:t>
+            </w:r>
+          </w:p>
+        </w:tc>
+        <w:tc>
+          <w:tcPr>
+            <w:tcW w:type="dxa" w:w="2268"/>
+          </w:tcPr>
+          <w:p>
+            <w:r>
+              <w:rPr>
+                <w:sz w:val="18"/>
+              </w:rPr>
+              <w:t>5,37%</w:t>
+            </w:r>
+          </w:p>
+        </w:tc>
+        <w:tc>
+          <w:tcPr>
+            <w:tcW w:type="dxa" w:w="2268"/>
+          </w:tcPr>
+          <w:p>
+            <w:r>
+              <w:rPr>
+                <w:sz w:val="18"/>
+              </w:rPr>
+              <w:t>+0,37 п.п.</w:t>
+            </w:r>
+          </w:p>
+        </w:tc>
+        <w:tc>
+          <w:tcPr>
+            <w:tcW w:type="dxa" w:w="2268"/>
+          </w:tcPr>
+          <w:p>
+            <w:r>
+              <w:rPr>
+                <w:sz w:val="18"/>
+              </w:rPr>
+              <w:t>0,0037</w:t>
+            </w:r>
+          </w:p>
+        </w:tc>
+      </w:tr>
+      <w:tr>
+        <w:tc>
+          <w:tcPr>
+            <w:tcW w:type="dxa" w:w="2268"/>
+          </w:tcPr>
+          <w:p>
+            <w:r>
+              <w:rPr>
+                <w:sz w:val="18"/>
+              </w:rPr>
+              <w:t>0,93</w:t>
+            </w:r>
+          </w:p>
+        </w:tc>
+        <w:tc>
+          <w:tcPr>
+            <w:tcW w:type="dxa" w:w="2268"/>
+          </w:tcPr>
+          <w:p>
+            <w:r>
+              <w:rPr>
+                <w:sz w:val="18"/>
+              </w:rPr>
+              <w:t>5,27%</w:t>
+            </w:r>
+          </w:p>
+        </w:tc>
+        <w:tc>
+          <w:tcPr>
+            <w:tcW w:type="dxa" w:w="2268"/>
+          </w:tcPr>
+          <w:p>
+            <w:r>
+              <w:rPr>
+                <w:sz w:val="18"/>
+              </w:rPr>
+              <w:t>+0,27 п.п.</w:t>
+            </w:r>
+          </w:p>
+        </w:tc>
+        <w:tc>
+          <w:tcPr>
+            <w:tcW w:type="dxa" w:w="2268"/>
+          </w:tcPr>
+          <w:p>
+            <w:r>
+              <w:rPr>
+                <w:sz w:val="18"/>
+              </w:rPr>
+              <w:t>0,0027</w:t>
+            </w:r>
+          </w:p>
+        </w:tc>
+      </w:tr>
+      <w:tr>
+        <w:tc>
+          <w:tcPr>
+            <w:tcW w:type="dxa" w:w="2268"/>
+          </w:tcPr>
+          <w:p>
+            <w:r>
+              <w:rPr>
+                <w:sz w:val="18"/>
+              </w:rPr>
+              <w:t>0,94</w:t>
+            </w:r>
+          </w:p>
+        </w:tc>
+        <w:tc>
+          <w:tcPr>
+            <w:tcW w:type="dxa" w:w="2268"/>
+          </w:tcPr>
+          <w:p>
+            <w:r>
+              <w:rPr>
+                <w:sz w:val="18"/>
+              </w:rPr>
+              <w:t>5,10%</w:t>
+            </w:r>
+          </w:p>
+        </w:tc>
+        <w:tc>
+          <w:tcPr>
+            <w:tcW w:type="dxa" w:w="2268"/>
+          </w:tcPr>
+          <w:p>
+            <w:r>
+              <w:rPr>
+                <w:sz w:val="18"/>
+              </w:rPr>
+              <w:t>+0,10 п.п.</w:t>
+            </w:r>
+          </w:p>
+        </w:tc>
+        <w:tc>
+          <w:tcPr>
+            <w:tcW w:type="dxa" w:w="2268"/>
+          </w:tcPr>
+          <w:p>
+            <w:r>
+              <w:rPr>
+                <w:sz w:val="18"/>
+              </w:rPr>
+              <w:t>0,0010</w:t>
+            </w:r>
+          </w:p>
+        </w:tc>
+      </w:tr>
+      <w:tr>
+        <w:tc>
+          <w:tcPr>
+            <w:tcW w:type="dxa" w:w="2268"/>
+          </w:tcPr>
+          <w:p>
+            <w:r>
+              <w:rPr>
+                <w:sz w:val="18"/>
+              </w:rPr>
+              <w:t>0,95</w:t>
+            </w:r>
+          </w:p>
+        </w:tc>
+        <w:tc>
+          <w:tcPr>
+            <w:tcW w:type="dxa" w:w="2268"/>
+          </w:tcPr>
+          <w:p>
+            <w:r>
+              <w:rPr>
+                <w:sz w:val="18"/>
+              </w:rPr>
+              <w:t>5,16%</w:t>
+            </w:r>
+          </w:p>
+        </w:tc>
+        <w:tc>
+          <w:tcPr>
+            <w:tcW w:type="dxa" w:w="2268"/>
+          </w:tcPr>
+          <w:p>
+            <w:r>
+              <w:rPr>
+                <w:sz w:val="18"/>
+              </w:rPr>
+              <w:t>+0,16 п.п.</w:t>
+            </w:r>
+          </w:p>
+        </w:tc>
+        <w:tc>
+          <w:tcPr>
+            <w:tcW w:type="dxa" w:w="2268"/>
+          </w:tcPr>
+          <w:p>
+            <w:r>
+              <w:rPr>
+                <w:sz w:val="18"/>
+              </w:rPr>
+              <w:t>0,0016</w:t>
+            </w:r>
+          </w:p>
+        </w:tc>
+      </w:tr>
+      <w:tr>
+        <w:tc>
+          <w:tcPr>
+            <w:tcW w:type="dxa" w:w="2268"/>
+          </w:tcPr>
+          <w:p>
+            <w:r>
+              <w:rPr>
+                <w:sz w:val="18"/>
+              </w:rPr>
+              <w:t>0,96</w:t>
+            </w:r>
+          </w:p>
+        </w:tc>
+        <w:tc>
+          <w:tcPr>
+            <w:tcW w:type="dxa" w:w="2268"/>
+          </w:tcPr>
+          <w:p>
+            <w:r>
+              <w:rPr>
+                <w:sz w:val="18"/>
+              </w:rPr>
+              <w:t>5,05%</w:t>
+            </w:r>
+          </w:p>
+        </w:tc>
+        <w:tc>
+          <w:tcPr>
+            <w:tcW w:type="dxa" w:w="2268"/>
+          </w:tcPr>
+          <w:p>
+            <w:r>
+              <w:rPr>
+                <w:sz w:val="18"/>
+              </w:rPr>
+              <w:t>+0,05 п.п.</w:t>
+            </w:r>
+          </w:p>
+        </w:tc>
+        <w:tc>
+          <w:tcPr>
+            <w:tcW w:type="dxa" w:w="2268"/>
+          </w:tcPr>
+          <w:p>
+            <w:r>
+              <w:rPr>
+                <w:sz w:val="18"/>
+              </w:rPr>
+              <w:t>0,0005</w:t>
+            </w:r>
+          </w:p>
+        </w:tc>
+      </w:tr>
+      <w:tr>
+        <w:tc>
+          <w:tcPr>
+            <w:tcW w:type="dxa" w:w="2268"/>
+          </w:tcPr>
+          <w:p>
+            <w:r>
+              <w:rPr>
+                <w:sz w:val="18"/>
+              </w:rPr>
+              <w:t>0,97</w:t>
+            </w:r>
+          </w:p>
+        </w:tc>
+        <w:tc>
+          <w:tcPr>
+            <w:tcW w:type="dxa" w:w="2268"/>
+          </w:tcPr>
+          <w:p>
+            <w:r>
+              <w:rPr>
+                <w:sz w:val="18"/>
+              </w:rPr>
+              <w:t>4,72%</w:t>
+            </w:r>
+          </w:p>
+        </w:tc>
+        <w:tc>
+          <w:tcPr>
+            <w:tcW w:type="dxa" w:w="2268"/>
+          </w:tcPr>
+          <w:p>
+            <w:r>
+              <w:rPr>
+                <w:sz w:val="18"/>
+              </w:rPr>
+              <w:t>−0,28 п.п.</w:t>
+            </w:r>
+          </w:p>
+        </w:tc>
+        <w:tc>
+          <w:tcPr>
+            <w:tcW w:type="dxa" w:w="2268"/>
+          </w:tcPr>
+          <w:p>
+            <w:r>
+              <w:rPr>
+                <w:sz w:val="18"/>
+              </w:rPr>
+              <w:t>0,0028</w:t>
+            </w:r>
+          </w:p>
+        </w:tc>
+      </w:tr>
+      <w:tr>
+        <w:tc>
+          <w:tcPr>
+            <w:tcW w:type="dxa" w:w="2268"/>
+          </w:tcPr>
+          <w:p>
+            <w:r>
+              <w:rPr>
+                <w:sz w:val="18"/>
+              </w:rPr>
+              <w:t>0,98</w:t>
+            </w:r>
+          </w:p>
+        </w:tc>
+        <w:tc>
+          <w:tcPr>
+            <w:tcW w:type="dxa" w:w="2268"/>
+          </w:tcPr>
+          <w:p>
+            <w:r>
+              <w:rPr>
+                <w:sz w:val="18"/>
+              </w:rPr>
+              <w:t>4,56%</w:t>
+            </w:r>
+          </w:p>
+        </w:tc>
+        <w:tc>
+          <w:tcPr>
+            <w:tcW w:type="dxa" w:w="2268"/>
+          </w:tcPr>
+          <w:p>
+            <w:r>
+              <w:rPr>
+                <w:sz w:val="18"/>
+              </w:rPr>
+              <w:t>−0,44 п.п.</w:t>
+            </w:r>
+          </w:p>
+        </w:tc>
+        <w:tc>
+          <w:tcPr>
+            <w:tcW w:type="dxa" w:w="2268"/>
+          </w:tcPr>
+          <w:p>
+            <w:r>
+              <w:rPr>
+                <w:sz w:val="18"/>
+              </w:rPr>
+              <w:t>0,0044</w:t>
+            </w:r>
+          </w:p>
+        </w:tc>
+      </w:tr>
+      <w:tr>
+        <w:tc>
+          <w:tcPr>
+            <w:tcW w:type="dxa" w:w="2268"/>
+          </w:tcPr>
+          <w:p>
+            <w:r>
+              <w:rPr>
+                <w:sz w:val="18"/>
+              </w:rPr>
+              <w:t>0,99</w:t>
+            </w:r>
+          </w:p>
+        </w:tc>
+        <w:tc>
+          <w:tcPr>
+            <w:tcW w:type="dxa" w:w="2268"/>
+          </w:tcPr>
+          <w:p>
+            <w:r>
+              <w:rPr>
+                <w:sz w:val="18"/>
+              </w:rPr>
+              <w:t>4,02%</w:t>
+            </w:r>
+          </w:p>
+        </w:tc>
+        <w:tc>
+          <w:tcPr>
+            <w:tcW w:type="dxa" w:w="2268"/>
+          </w:tcPr>
+          <w:p>
+            <w:r>
+              <w:rPr>
+                <w:sz w:val="18"/>
+              </w:rPr>
+              <w:t>−0,98 п.п.</w:t>
+            </w:r>
+          </w:p>
+        </w:tc>
+        <w:tc>
+          <w:tcPr>
+            <w:tcW w:type="dxa" w:w="2268"/>
+          </w:tcPr>
+          <w:p>
+            <w:r>
+              <w:rPr>
+                <w:sz w:val="18"/>
+              </w:rPr>
+              <w:t>0,0098</w:t>
+            </w:r>
+          </w:p>
+        </w:tc>
+      </w:tr>
+    </w:tbl>
+    <w:p>
+      <w:r>
+        <w:t>Оптимальное значение λ* = 0,96, эмпирическая частота превышений — 5,05 %. Стандартное значение λ = 0,94 (RiskMetrics) даёт частоту 5,10 %, что также близко к теоретической. Результат подтверждает, что калибровка JP Morgan 1996 года остаётся актуальной для данного портфеля, хотя незначительное повышение λ до 0,96 улучшает точность покрытия.</w:t>
+      </w:r>
+    </w:p>
+    <w:p>
+      <w:pPr>
+        <w:pStyle w:val="Heading3"/>
+      </w:pPr>
+      <w:r>
+        <w:t>10.8.2 Оптимизация весов портфеля</w:t>
+      </w:r>
+    </w:p>
+    <w:p>
+      <w:r>
+        <w:t>Помимо фиксированных конфигураций (раздел 10.7) проведена численная оптимизация весов по пяти целевым функциям: максимизация коэффициента Шарпа, минимизация однодневного параметрического VaR, минимизация годовой волатильности, минимизация Expected Shortfall (исторического) и максимизация коэффициента Кальмара. Оптимизация выполнена методом SLSQP (Sequential Least Squares Programming) с ограничениями: сумма весов = 1, минимальный вес на позицию 2 %, максимальный 60 %. Результаты представлены в таблице ниже.</w:t>
+      </w:r>
+    </w:p>
+    <w:tbl>
+      <w:tblPr>
+        <w:tblW w:type="auto" w:w="0"/>
+        <w:jc w:val="center"/>
+        <w:tblLook w:firstColumn="1" w:firstRow="1" w:lastColumn="0" w:lastRow="0" w:noHBand="0" w:noVBand="1" w:val="04A0"/>
+      </w:tblPr>
+      <w:tblGrid>
+        <w:gridCol w:w="1134"/>
+        <w:gridCol w:w="1134"/>
+        <w:gridCol w:w="1134"/>
+        <w:gridCol w:w="1134"/>
+        <w:gridCol w:w="1134"/>
+        <w:gridCol w:w="1134"/>
+        <w:gridCol w:w="1134"/>
+        <w:gridCol w:w="1134"/>
+      </w:tblGrid>
+      <w:tr>
+        <w:tc>
+          <w:tcPr>
+            <w:tcW w:type="dxa" w:w="1134"/>
+          </w:tcPr>
+          <w:p>
+            <w:r>
+              <w:rPr>
+                <w:b/>
+                <w:sz w:val="18"/>
+              </w:rPr>
+              <w:t>Цель</w:t>
+            </w:r>
+          </w:p>
+        </w:tc>
+        <w:tc>
+          <w:tcPr>
+            <w:tcW w:type="dxa" w:w="1134"/>
+          </w:tcPr>
+          <w:p>
+            <w:r>
+              <w:rPr>
+                <w:b/>
+                <w:sz w:val="18"/>
+              </w:rPr>
+              <w:t>SBER</w:t>
+            </w:r>
+          </w:p>
+        </w:tc>
+        <w:tc>
+          <w:tcPr>
+            <w:tcW w:type="dxa" w:w="1134"/>
+          </w:tcPr>
+          <w:p>
+            <w:r>
+              <w:rPr>
+                <w:b/>
+                <w:sz w:val="18"/>
+              </w:rPr>
+              <w:t>LKOH</w:t>
+            </w:r>
+          </w:p>
+        </w:tc>
+        <w:tc>
+          <w:tcPr>
+            <w:tcW w:type="dxa" w:w="1134"/>
+          </w:tcPr>
+          <w:p>
+            <w:r>
+              <w:rPr>
+                <w:b/>
+                <w:sz w:val="18"/>
+              </w:rPr>
+              <w:t>GAZP</w:t>
+            </w:r>
+          </w:p>
+        </w:tc>
+        <w:tc>
+          <w:tcPr>
+            <w:tcW w:type="dxa" w:w="1134"/>
+          </w:tcPr>
+          <w:p>
+            <w:r>
+              <w:rPr>
+                <w:b/>
+                <w:sz w:val="18"/>
+              </w:rPr>
+              <w:t>NVDA</w:t>
+            </w:r>
+          </w:p>
+        </w:tc>
+        <w:tc>
+          <w:tcPr>
+            <w:tcW w:type="dxa" w:w="1134"/>
+          </w:tcPr>
+          <w:p>
+            <w:r>
+              <w:rPr>
+                <w:b/>
+                <w:sz w:val="18"/>
+              </w:rPr>
+              <w:t>MSFT</w:t>
+            </w:r>
+          </w:p>
+        </w:tc>
+        <w:tc>
+          <w:tcPr>
+            <w:tcW w:type="dxa" w:w="1134"/>
+          </w:tcPr>
+          <w:p>
+            <w:r>
+              <w:rPr>
+                <w:b/>
+                <w:sz w:val="18"/>
+              </w:rPr>
+              <w:t>AAPL</w:t>
+            </w:r>
+          </w:p>
+        </w:tc>
+        <w:tc>
+          <w:tcPr>
+            <w:tcW w:type="dxa" w:w="1134"/>
+          </w:tcPr>
+          <w:p>
+            <w:r>
+              <w:rPr>
+                <w:b/>
+                <w:sz w:val="18"/>
+              </w:rPr>
+              <w:t>Метрика</w:t>
+            </w:r>
+          </w:p>
+        </w:tc>
+      </w:tr>
+      <w:tr>
+        <w:tc>
+          <w:tcPr>
+            <w:tcW w:type="dxa" w:w="1134"/>
+          </w:tcPr>
+          <w:p>
+            <w:r>
+              <w:rPr>
+                <w:sz w:val="18"/>
+              </w:rPr>
+              <w:t>Max Sharpe</w:t>
+            </w:r>
+          </w:p>
+        </w:tc>
+        <w:tc>
+          <w:tcPr>
+            <w:tcW w:type="dxa" w:w="1134"/>
+          </w:tcPr>
+          <w:p>
+            <w:r>
+              <w:rPr>
+                <w:sz w:val="18"/>
+              </w:rPr>
+              <w:t>2,9%</w:t>
+            </w:r>
+          </w:p>
+        </w:tc>
+        <w:tc>
+          <w:tcPr>
+            <w:tcW w:type="dxa" w:w="1134"/>
+          </w:tcPr>
+          <w:p>
+            <w:r>
+              <w:rPr>
+                <w:sz w:val="18"/>
+              </w:rPr>
+              <w:t>2,0%</w:t>
+            </w:r>
+          </w:p>
+        </w:tc>
+        <w:tc>
+          <w:tcPr>
+            <w:tcW w:type="dxa" w:w="1134"/>
+          </w:tcPr>
+          <w:p>
+            <w:r>
+              <w:rPr>
+                <w:sz w:val="18"/>
+              </w:rPr>
+              <w:t>2,0%</w:t>
+            </w:r>
+          </w:p>
+        </w:tc>
+        <w:tc>
+          <w:tcPr>
+            <w:tcW w:type="dxa" w:w="1134"/>
+          </w:tcPr>
+          <w:p>
+            <w:r>
+              <w:rPr>
+                <w:sz w:val="18"/>
+              </w:rPr>
+              <w:t>52,8%</w:t>
+            </w:r>
+          </w:p>
+        </w:tc>
+        <w:tc>
+          <w:tcPr>
+            <w:tcW w:type="dxa" w:w="1134"/>
+          </w:tcPr>
+          <w:p>
+            <w:r>
+              <w:rPr>
+                <w:sz w:val="18"/>
+              </w:rPr>
+              <w:t>2,0%</w:t>
+            </w:r>
+          </w:p>
+        </w:tc>
+        <w:tc>
+          <w:tcPr>
+            <w:tcW w:type="dxa" w:w="1134"/>
+          </w:tcPr>
+          <w:p>
+            <w:r>
+              <w:rPr>
+                <w:sz w:val="18"/>
+              </w:rPr>
+              <w:t>38,3%</w:t>
+            </w:r>
+          </w:p>
+        </w:tc>
+        <w:tc>
+          <w:tcPr>
+            <w:tcW w:type="dxa" w:w="1134"/>
+          </w:tcPr>
+          <w:p>
+            <w:r>
+              <w:rPr>
+                <w:sz w:val="18"/>
+              </w:rPr>
+              <w:t>1,227</w:t>
+            </w:r>
+          </w:p>
+        </w:tc>
+      </w:tr>
+      <w:tr>
+        <w:tc>
+          <w:tcPr>
+            <w:tcW w:type="dxa" w:w="1134"/>
+          </w:tcPr>
+          <w:p>
+            <w:r>
+              <w:rPr>
+                <w:sz w:val="18"/>
+              </w:rPr>
+              <w:t>Min VaR</w:t>
+            </w:r>
+          </w:p>
+        </w:tc>
+        <w:tc>
+          <w:tcPr>
+            <w:tcW w:type="dxa" w:w="1134"/>
+          </w:tcPr>
+          <w:p>
+            <w:r>
+              <w:rPr>
+                <w:sz w:val="18"/>
+              </w:rPr>
+              <w:t>2,0%</w:t>
+            </w:r>
+          </w:p>
+        </w:tc>
+        <w:tc>
+          <w:tcPr>
+            <w:tcW w:type="dxa" w:w="1134"/>
+          </w:tcPr>
+          <w:p>
+            <w:r>
+              <w:rPr>
+                <w:sz w:val="18"/>
+              </w:rPr>
+              <w:t>16,1%</w:t>
+            </w:r>
+          </w:p>
+        </w:tc>
+        <w:tc>
+          <w:tcPr>
+            <w:tcW w:type="dxa" w:w="1134"/>
+          </w:tcPr>
+          <w:p>
+            <w:r>
+              <w:rPr>
+                <w:sz w:val="18"/>
+              </w:rPr>
+              <w:t>26,5%</w:t>
+            </w:r>
+          </w:p>
+        </w:tc>
+        <w:tc>
+          <w:tcPr>
+            <w:tcW w:type="dxa" w:w="1134"/>
+          </w:tcPr>
+          <w:p>
+            <w:r>
+              <w:rPr>
+                <w:sz w:val="18"/>
+              </w:rPr>
+              <w:t>2,0%</w:t>
+            </w:r>
+          </w:p>
+        </w:tc>
+        <w:tc>
+          <w:tcPr>
+            <w:tcW w:type="dxa" w:w="1134"/>
+          </w:tcPr>
+          <w:p>
+            <w:r>
+              <w:rPr>
+                <w:sz w:val="18"/>
+              </w:rPr>
+              <w:t>19,6%</w:t>
+            </w:r>
+          </w:p>
+        </w:tc>
+        <w:tc>
+          <w:tcPr>
+            <w:tcW w:type="dxa" w:w="1134"/>
+          </w:tcPr>
+          <w:p>
+            <w:r>
+              <w:rPr>
+                <w:sz w:val="18"/>
+              </w:rPr>
+              <w:t>33,9%</w:t>
+            </w:r>
+          </w:p>
+        </w:tc>
+        <w:tc>
+          <w:tcPr>
+            <w:tcW w:type="dxa" w:w="1134"/>
+          </w:tcPr>
+          <w:p>
+            <w:r>
+              <w:rPr>
+                <w:sz w:val="18"/>
+              </w:rPr>
+              <w:t>1,46%</w:t>
+            </w:r>
+          </w:p>
+        </w:tc>
+      </w:tr>
+      <w:tr>
+        <w:tc>
+          <w:tcPr>
+            <w:tcW w:type="dxa" w:w="1134"/>
+          </w:tcPr>
+          <w:p>
+            <w:r>
+              <w:rPr>
+                <w:sz w:val="18"/>
+              </w:rPr>
+              <w:t>Min Vol</w:t>
+            </w:r>
+          </w:p>
+        </w:tc>
+        <w:tc>
+          <w:tcPr>
+            <w:tcW w:type="dxa" w:w="1134"/>
+          </w:tcPr>
+          <w:p>
+            <w:r>
+              <w:rPr>
+                <w:sz w:val="18"/>
+              </w:rPr>
+              <w:t>5,4%</w:t>
+            </w:r>
+          </w:p>
+        </w:tc>
+        <w:tc>
+          <w:tcPr>
+            <w:tcW w:type="dxa" w:w="1134"/>
+          </w:tcPr>
+          <w:p>
+            <w:r>
+              <w:rPr>
+                <w:sz w:val="18"/>
+              </w:rPr>
+              <w:t>27,8%</w:t>
+            </w:r>
+          </w:p>
+        </w:tc>
+        <w:tc>
+          <w:tcPr>
+            <w:tcW w:type="dxa" w:w="1134"/>
+          </w:tcPr>
+          <w:p>
+            <w:r>
+              <w:rPr>
+                <w:sz w:val="18"/>
+              </w:rPr>
+              <w:t>10,7%</w:t>
+            </w:r>
+          </w:p>
+        </w:tc>
+        <w:tc>
+          <w:tcPr>
+            <w:tcW w:type="dxa" w:w="1134"/>
+          </w:tcPr>
+          <w:p>
+            <w:r>
+              <w:rPr>
+                <w:sz w:val="18"/>
+              </w:rPr>
+              <w:t>2,0%</w:t>
+            </w:r>
+          </w:p>
+        </w:tc>
+        <w:tc>
+          <w:tcPr>
+            <w:tcW w:type="dxa" w:w="1134"/>
+          </w:tcPr>
+          <w:p>
+            <w:r>
+              <w:rPr>
+                <w:sz w:val="18"/>
+              </w:rPr>
+              <w:t>31,9%</w:t>
+            </w:r>
+          </w:p>
+        </w:tc>
+        <w:tc>
+          <w:tcPr>
+            <w:tcW w:type="dxa" w:w="1134"/>
+          </w:tcPr>
+          <w:p>
+            <w:r>
+              <w:rPr>
+                <w:sz w:val="18"/>
+              </w:rPr>
+              <w:t>22,2%</w:t>
+            </w:r>
+          </w:p>
+        </w:tc>
+        <w:tc>
+          <w:tcPr>
+            <w:tcW w:type="dxa" w:w="1134"/>
+          </w:tcPr>
+          <w:p>
+            <w:r>
+              <w:rPr>
+                <w:sz w:val="18"/>
+              </w:rPr>
+              <w:t>21,35%</w:t>
+            </w:r>
+          </w:p>
+        </w:tc>
+      </w:tr>
+      <w:tr>
+        <w:tc>
+          <w:tcPr>
+            <w:tcW w:type="dxa" w:w="1134"/>
+          </w:tcPr>
+          <w:p>
+            <w:r>
+              <w:rPr>
+                <w:sz w:val="18"/>
+              </w:rPr>
+              <w:t>Min ES</w:t>
+            </w:r>
+          </w:p>
+        </w:tc>
+        <w:tc>
+          <w:tcPr>
+            <w:tcW w:type="dxa" w:w="1134"/>
+          </w:tcPr>
+          <w:p>
+            <w:r>
+              <w:rPr>
+                <w:sz w:val="18"/>
+              </w:rPr>
+              <w:t>2,0%</w:t>
+            </w:r>
+          </w:p>
+        </w:tc>
+        <w:tc>
+          <w:tcPr>
+            <w:tcW w:type="dxa" w:w="1134"/>
+          </w:tcPr>
+          <w:p>
+            <w:r>
+              <w:rPr>
+                <w:sz w:val="18"/>
+              </w:rPr>
+              <w:t>29,0%</w:t>
+            </w:r>
+          </w:p>
+        </w:tc>
+        <w:tc>
+          <w:tcPr>
+            <w:tcW w:type="dxa" w:w="1134"/>
+          </w:tcPr>
+          <w:p>
+            <w:r>
+              <w:rPr>
+                <w:sz w:val="18"/>
+              </w:rPr>
+              <w:t>5,4%</w:t>
+            </w:r>
+          </w:p>
+        </w:tc>
+        <w:tc>
+          <w:tcPr>
+            <w:tcW w:type="dxa" w:w="1134"/>
+          </w:tcPr>
+          <w:p>
+            <w:r>
+              <w:rPr>
+                <w:sz w:val="18"/>
+              </w:rPr>
+              <w:t>2,0%</w:t>
+            </w:r>
+          </w:p>
+        </w:tc>
+        <w:tc>
+          <w:tcPr>
+            <w:tcW w:type="dxa" w:w="1134"/>
+          </w:tcPr>
+          <w:p>
+            <w:r>
+              <w:rPr>
+                <w:sz w:val="18"/>
+              </w:rPr>
+              <w:t>38,8%</w:t>
+            </w:r>
+          </w:p>
+        </w:tc>
+        <w:tc>
+          <w:tcPr>
+            <w:tcW w:type="dxa" w:w="1134"/>
+          </w:tcPr>
+          <w:p>
+            <w:r>
+              <w:rPr>
+                <w:sz w:val="18"/>
+              </w:rPr>
+              <w:t>22,9%</w:t>
+            </w:r>
+          </w:p>
+        </w:tc>
+        <w:tc>
+          <w:tcPr>
+            <w:tcW w:type="dxa" w:w="1134"/>
+          </w:tcPr>
+          <w:p>
+            <w:r>
+              <w:rPr>
+                <w:sz w:val="18"/>
+              </w:rPr>
+              <w:t>3,30%</w:t>
+            </w:r>
+          </w:p>
+        </w:tc>
+      </w:tr>
+      <w:tr>
+        <w:tc>
+          <w:tcPr>
+            <w:tcW w:type="dxa" w:w="1134"/>
+          </w:tcPr>
+          <w:p>
+            <w:r>
+              <w:rPr>
+                <w:sz w:val="18"/>
+              </w:rPr>
+              <w:t>Max Calmar</w:t>
+            </w:r>
+          </w:p>
+        </w:tc>
+        <w:tc>
+          <w:tcPr>
+            <w:tcW w:type="dxa" w:w="1134"/>
+          </w:tcPr>
+          <w:p>
+            <w:r>
+              <w:rPr>
+                <w:sz w:val="18"/>
+              </w:rPr>
+              <w:t>2,0%</w:t>
+            </w:r>
+          </w:p>
+        </w:tc>
+        <w:tc>
+          <w:tcPr>
+            <w:tcW w:type="dxa" w:w="1134"/>
+          </w:tcPr>
+          <w:p>
+            <w:r>
+              <w:rPr>
+                <w:sz w:val="18"/>
+              </w:rPr>
+              <w:t>13,8%</w:t>
+            </w:r>
+          </w:p>
+        </w:tc>
+        <w:tc>
+          <w:tcPr>
+            <w:tcW w:type="dxa" w:w="1134"/>
+          </w:tcPr>
+          <w:p>
+            <w:r>
+              <w:rPr>
+                <w:sz w:val="18"/>
+              </w:rPr>
+              <w:t>2,0%</w:t>
+            </w:r>
+          </w:p>
+        </w:tc>
+        <w:tc>
+          <w:tcPr>
+            <w:tcW w:type="dxa" w:w="1134"/>
+          </w:tcPr>
+          <w:p>
+            <w:r>
+              <w:rPr>
+                <w:sz w:val="18"/>
+              </w:rPr>
+              <w:t>20,2%</w:t>
+            </w:r>
+          </w:p>
+        </w:tc>
+        <w:tc>
+          <w:tcPr>
+            <w:tcW w:type="dxa" w:w="1134"/>
+          </w:tcPr>
+          <w:p>
+            <w:r>
+              <w:rPr>
+                <w:sz w:val="18"/>
+              </w:rPr>
+              <w:t>2,0%</w:t>
+            </w:r>
+          </w:p>
+        </w:tc>
+        <w:tc>
+          <w:tcPr>
+            <w:tcW w:type="dxa" w:w="1134"/>
+          </w:tcPr>
+          <w:p>
+            <w:r>
+              <w:rPr>
+                <w:sz w:val="18"/>
+              </w:rPr>
+              <w:t>60,0%</w:t>
+            </w:r>
+          </w:p>
+        </w:tc>
+        <w:tc>
+          <w:tcPr>
+            <w:tcW w:type="dxa" w:w="1134"/>
+          </w:tcPr>
+          <w:p>
+            <w:r>
+              <w:rPr>
+                <w:sz w:val="18"/>
+              </w:rPr>
+              <w:t>0,917</w:t>
+            </w:r>
+          </w:p>
+        </w:tc>
+      </w:tr>
+    </w:tbl>
+    <w:p>
+      <w:r>
+        <w:t>Все пять оптимизаций сошлись. Портфель с максимальным Sharpe (1,227) концентрируется в NVDA (52,8 %) и AAPL (38,3 %), снижая российские позиции до минимума — модель отражает превосходную доходность технологического сектора за рассматриваемый период. Портфель с минимальной волатильностью (21,35 % годовых) распределяет веса более равномерно, отдавая предпочтение MSFT (31,9 %) и LKOH (27,8 %) — акциям с относительно низкой волатильностью. Портфель с минимальным VaR (1,46 %) предпочитает AAPL (33,9 %) и GAZP (26,5 %). Полученные оптимальные веса представляют теоретический ориентир; на практике ребалансировка ограничена ликвидностью и транзакционными издержками.</w:t>
+      </w:r>
+    </w:p>
+    <w:p>
+      <w:pPr>
+        <w:pStyle w:val="Heading3"/>
+      </w:pPr>
+      <w:r>
+        <w:t>10.8.3 Оптимизация окна CAPM</w:t>
+      </w:r>
+    </w:p>
+    <w:p>
+      <w:r>
+        <w:t>Скользящее окно регрессии CAPM определяет баланс между стабильностью оценки β (длинное окно) и адаптивностью к изменению режима (короткое окно). Протестированы окна 60, 90, 120, 180 и 252 торговых дня. Для каждого окна на скользящей основе вычисляется OLS-регрессия доходностей актива на SPY, определяется R², и рассчитывается средний R² по всем точкам. Результаты для двух репрезентативных активов — SBER (российский кластер) и NVDA (глобальный) — представлены в таблице ниже.</w:t>
+      </w:r>
+    </w:p>
+    <w:tbl>
+      <w:tblPr>
+        <w:tblW w:type="auto" w:w="0"/>
+        <w:jc w:val="center"/>
+        <w:tblLook w:firstColumn="1" w:firstRow="1" w:lastColumn="0" w:lastRow="0" w:noHBand="0" w:noVBand="1" w:val="04A0"/>
+      </w:tblPr>
+      <w:tblGrid>
+        <w:gridCol w:w="1814"/>
+        <w:gridCol w:w="1814"/>
+        <w:gridCol w:w="1814"/>
+        <w:gridCol w:w="1814"/>
+        <w:gridCol w:w="1814"/>
+      </w:tblGrid>
+      <w:tr>
+        <w:tc>
+          <w:tcPr>
+            <w:tcW w:type="dxa" w:w="1814"/>
+          </w:tcPr>
+          <w:p>
+            <w:r>
+              <w:rPr>
+                <w:b/>
+                <w:sz w:val="18"/>
+              </w:rPr>
+              <w:t>Окно (дней)</w:t>
+            </w:r>
+          </w:p>
+        </w:tc>
+        <w:tc>
+          <w:tcPr>
+            <w:tcW w:type="dxa" w:w="1814"/>
+          </w:tcPr>
+          <w:p>
+            <w:r>
+              <w:rPr>
+                <w:b/>
+                <w:sz w:val="18"/>
+              </w:rPr>
+              <w:t>Avg R² SBER</w:t>
+            </w:r>
+          </w:p>
+        </w:tc>
+        <w:tc>
+          <w:tcPr>
+            <w:tcW w:type="dxa" w:w="1814"/>
+          </w:tcPr>
+          <w:p>
+            <w:r>
+              <w:rPr>
+                <w:b/>
+                <w:sz w:val="18"/>
+              </w:rPr>
+              <w:t>Std β SBER</w:t>
+            </w:r>
+          </w:p>
+        </w:tc>
+        <w:tc>
+          <w:tcPr>
+            <w:tcW w:type="dxa" w:w="1814"/>
+          </w:tcPr>
+          <w:p>
+            <w:r>
+              <w:rPr>
+                <w:b/>
+                <w:sz w:val="18"/>
+              </w:rPr>
+              <w:t>Avg R² NVDA</w:t>
+            </w:r>
+          </w:p>
+        </w:tc>
+        <w:tc>
+          <w:tcPr>
+            <w:tcW w:type="dxa" w:w="1814"/>
+          </w:tcPr>
+          <w:p>
+            <w:r>
+              <w:rPr>
+                <w:b/>
+                <w:sz w:val="18"/>
+              </w:rPr>
+              <w:t>Std β NVDA</w:t>
+            </w:r>
+          </w:p>
+        </w:tc>
+      </w:tr>
+      <w:tr>
+        <w:tc>
+          <w:tcPr>
+            <w:tcW w:type="dxa" w:w="1814"/>
+          </w:tcPr>
+          <w:p>
+            <w:r>
+              <w:rPr>
+                <w:sz w:val="18"/>
+              </w:rPr>
+              <w:t>60</w:t>
+            </w:r>
+          </w:p>
+        </w:tc>
+        <w:tc>
+          <w:tcPr>
+            <w:tcW w:type="dxa" w:w="1814"/>
+          </w:tcPr>
+          <w:p>
+            <w:r>
+              <w:rPr>
+                <w:sz w:val="18"/>
+              </w:rPr>
+              <w:t>0,117</w:t>
+            </w:r>
+          </w:p>
+        </w:tc>
+        <w:tc>
+          <w:tcPr>
+            <w:tcW w:type="dxa" w:w="1814"/>
+          </w:tcPr>
+          <w:p>
+            <w:r>
+              <w:rPr>
+                <w:sz w:val="18"/>
+              </w:rPr>
+              <w:t>0,444</w:t>
+            </w:r>
+          </w:p>
+        </w:tc>
+        <w:tc>
+          <w:tcPr>
+            <w:tcW w:type="dxa" w:w="1814"/>
+          </w:tcPr>
+          <w:p>
+            <w:r>
+              <w:rPr>
+                <w:sz w:val="18"/>
+              </w:rPr>
+              <w:t>0,466</w:t>
+            </w:r>
+          </w:p>
+        </w:tc>
+        <w:tc>
+          <w:tcPr>
+            <w:tcW w:type="dxa" w:w="1814"/>
+          </w:tcPr>
+          <w:p>
+            <w:r>
+              <w:rPr>
+                <w:sz w:val="18"/>
+              </w:rPr>
+              <w:t>0,531</w:t>
+            </w:r>
+          </w:p>
+        </w:tc>
+      </w:tr>
+      <w:tr>
+        <w:tc>
+          <w:tcPr>
+            <w:tcW w:type="dxa" w:w="1814"/>
+          </w:tcPr>
+          <w:p>
+            <w:r>
+              <w:rPr>
+                <w:sz w:val="18"/>
+              </w:rPr>
+              <w:t>90</w:t>
+            </w:r>
+          </w:p>
+        </w:tc>
+        <w:tc>
+          <w:tcPr>
+            <w:tcW w:type="dxa" w:w="1814"/>
+          </w:tcPr>
+          <w:p>
+            <w:r>
+              <w:rPr>
+                <w:sz w:val="18"/>
+              </w:rPr>
+              <w:t>0,113</w:t>
+            </w:r>
+          </w:p>
+        </w:tc>
+        <w:tc>
+          <w:tcPr>
+            <w:tcW w:type="dxa" w:w="1814"/>
+          </w:tcPr>
+          <w:p>
+            <w:r>
+              <w:rPr>
+                <w:sz w:val="18"/>
+              </w:rPr>
+              <w:t>0,382</w:t>
+            </w:r>
+          </w:p>
+        </w:tc>
+        <w:tc>
+          <w:tcPr>
+            <w:tcW w:type="dxa" w:w="1814"/>
+          </w:tcPr>
+          <w:p>
+            <w:r>
+              <w:rPr>
+                <w:sz w:val="18"/>
+              </w:rPr>
+              <w:t>0,475</w:t>
+            </w:r>
+          </w:p>
+        </w:tc>
+        <w:tc>
+          <w:tcPr>
+            <w:tcW w:type="dxa" w:w="1814"/>
+          </w:tcPr>
+          <w:p>
+            <w:r>
+              <w:rPr>
+                <w:sz w:val="18"/>
+              </w:rPr>
+              <w:t>0,453</w:t>
+            </w:r>
+          </w:p>
+        </w:tc>
+      </w:tr>
+      <w:tr>
+        <w:tc>
+          <w:tcPr>
+            <w:tcW w:type="dxa" w:w="1814"/>
+          </w:tcPr>
+          <w:p>
+            <w:r>
+              <w:rPr>
+                <w:sz w:val="18"/>
+              </w:rPr>
+              <w:t>120</w:t>
+            </w:r>
+          </w:p>
+        </w:tc>
+        <w:tc>
+          <w:tcPr>
+            <w:tcW w:type="dxa" w:w="1814"/>
+          </w:tcPr>
+          <w:p>
+            <w:r>
+              <w:rPr>
+                <w:sz w:val="18"/>
+              </w:rPr>
+              <w:t>0,113</w:t>
+            </w:r>
+          </w:p>
+        </w:tc>
+        <w:tc>
+          <w:tcPr>
+            <w:tcW w:type="dxa" w:w="1814"/>
+          </w:tcPr>
+          <w:p>
+            <w:r>
+              <w:rPr>
+                <w:sz w:val="18"/>
+              </w:rPr>
+              <w:t>0,345</w:t>
+            </w:r>
+          </w:p>
+        </w:tc>
+        <w:tc>
+          <w:tcPr>
+            <w:tcW w:type="dxa" w:w="1814"/>
+          </w:tcPr>
+          <w:p>
+            <w:r>
+              <w:rPr>
+                <w:sz w:val="18"/>
+              </w:rPr>
+              <w:t>0,484</w:t>
+            </w:r>
+          </w:p>
+        </w:tc>
+        <w:tc>
+          <w:tcPr>
+            <w:tcW w:type="dxa" w:w="1814"/>
+          </w:tcPr>
+          <w:p>
+            <w:r>
+              <w:rPr>
+                <w:sz w:val="18"/>
+              </w:rPr>
+              <w:t>0,422</w:t>
+            </w:r>
+          </w:p>
+        </w:tc>
+      </w:tr>
+      <w:tr>
+        <w:tc>
+          <w:tcPr>
+            <w:tcW w:type="dxa" w:w="1814"/>
+          </w:tcPr>
+          <w:p>
+            <w:r>
+              <w:rPr>
+                <w:sz w:val="18"/>
+              </w:rPr>
+              <w:t>180</w:t>
+            </w:r>
+          </w:p>
+        </w:tc>
+        <w:tc>
+          <w:tcPr>
+            <w:tcW w:type="dxa" w:w="1814"/>
+          </w:tcPr>
+          <w:p>
+            <w:r>
+              <w:rPr>
+                <w:sz w:val="18"/>
+              </w:rPr>
+              <w:t>0,116</w:t>
+            </w:r>
+          </w:p>
+        </w:tc>
+        <w:tc>
+          <w:tcPr>
+            <w:tcW w:type="dxa" w:w="1814"/>
+          </w:tcPr>
+          <w:p>
+            <w:r>
+              <w:rPr>
+                <w:sz w:val="18"/>
+              </w:rPr>
+              <w:t>0,322</w:t>
+            </w:r>
+          </w:p>
+        </w:tc>
+        <w:tc>
+          <w:tcPr>
+            <w:tcW w:type="dxa" w:w="1814"/>
+          </w:tcPr>
+          <w:p>
+            <w:r>
+              <w:rPr>
+                <w:sz w:val="18"/>
+              </w:rPr>
+              <w:t>0,492</w:t>
+            </w:r>
+          </w:p>
+        </w:tc>
+        <w:tc>
+          <w:tcPr>
+            <w:tcW w:type="dxa" w:w="1814"/>
+          </w:tcPr>
+          <w:p>
+            <w:r>
+              <w:rPr>
+                <w:sz w:val="18"/>
+              </w:rPr>
+              <w:t>0,408</w:t>
+            </w:r>
+          </w:p>
+        </w:tc>
+      </w:tr>
+      <w:tr>
+        <w:tc>
+          <w:tcPr>
+            <w:tcW w:type="dxa" w:w="1814"/>
+          </w:tcPr>
+          <w:p>
+            <w:r>
+              <w:rPr>
+                <w:sz w:val="18"/>
+              </w:rPr>
+              <w:t>252</w:t>
+            </w:r>
+          </w:p>
+        </w:tc>
+        <w:tc>
+          <w:tcPr>
+            <w:tcW w:type="dxa" w:w="1814"/>
+          </w:tcPr>
+          <w:p>
+            <w:r>
+              <w:rPr>
+                <w:sz w:val="18"/>
+              </w:rPr>
+              <w:t>0,120</w:t>
+            </w:r>
+          </w:p>
+        </w:tc>
+        <w:tc>
+          <w:tcPr>
+            <w:tcW w:type="dxa" w:w="1814"/>
+          </w:tcPr>
+          <w:p>
+            <w:r>
+              <w:rPr>
+                <w:sz w:val="18"/>
+              </w:rPr>
+              <w:t>0,296</w:t>
+            </w:r>
+          </w:p>
+        </w:tc>
+        <w:tc>
+          <w:tcPr>
+            <w:tcW w:type="dxa" w:w="1814"/>
+          </w:tcPr>
+          <w:p>
+            <w:r>
+              <w:rPr>
+                <w:sz w:val="18"/>
+              </w:rPr>
+              <w:t>0,503</w:t>
+            </w:r>
+          </w:p>
+        </w:tc>
+        <w:tc>
+          <w:tcPr>
+            <w:tcW w:type="dxa" w:w="1814"/>
+          </w:tcPr>
+          <w:p>
+            <w:r>
+              <w:rPr>
+                <w:sz w:val="18"/>
+              </w:rPr>
+              <w:t>0,390</w:t>
+            </w:r>
+          </w:p>
+        </w:tc>
+      </w:tr>
+    </w:tbl>
+    <w:p>
+      <w:r>
+        <w:t>Для обоих активов оптимальным по критерию максимального среднего R² является окно 252 дня. Для NVDA (глобальный кластер) R² достигает 0,503, что указывает на высокую объяснительную силу рыночного фактора. Для SBER R² существенно ниже (0,120), что отражает слабую связь российских акций с SPY и подтверждает обоснованность раздельного анализа кластеров (раздел 2.3). При сокращении окна до 60 дней стандартное отклонение β возрастает на 50 % (SBER: 0,296 → 0,444; NVDA: 0,390 → 0,531), что делает оценки β нестабильными. Значение 252 дня (один торговый год) представляет оптимальный компромисс и совпадает со стандартом, используемым в разделе 3.</w:t>
+      </w:r>
+    </w:p>
+    <w:p>
+      <w:pPr>
+        <w:pStyle w:val="Heading2"/>
+      </w:pPr>
+      <w:r>
+        <w:t>10.9 Ответы на исследовательские вопросы</w:t>
       </w:r>
     </w:p>
     <w:p>
@@ -7371,12 +10461,12 @@
         <w:pStyle w:val="Heading2"/>
       </w:pPr>
       <w:r>
-        <w:t xml:space="preserve">10.8 Обобщающий вывод</w:t>
-      </w:r>
-    </w:p>
-    <w:p>
-      <w:r>
-        <w:t xml:space="preserve">Результаты расчётов подтверждают три ключевых положения. (1) В смешанном портфеле с 40% российских активов валютный риск составляет значимую, но не доминирующую компоненту — основной вклад в портфельный VaR приходится на equity-волатильность глобального кластера (прежде всего NVDA). (2) MC Student-t является наиболее адекватной моделью VaR для данного портфеля: это единственный метод, прошедший совместный тест Купича–Кристофферсена на периоде COVID-2020. (3) Правило Basel √10 систематически занижает 10-дневный VaR в периоды стресса, и прямая оценка через overlapping windows методологически корректнее.</w:t>
+        <w:t>10.10 Обобщающий вывод</w:t>
+      </w:r>
+    </w:p>
+    <w:p>
+      <w:r>
+        <w:t>Результаты расчётов подтверждают три ключевых положения. (1) В смешанном портфеле с 40% российских активов валютный риск составляет значимую, но не доминирующую компоненту — основной вклад в портфельный VaR приходится на equity-волатильность глобального кластера (прежде всего NVDA). (2) MC Student-t является наиболее адекватной моделью VaR для данного портфеля: это единственный метод, прошедший совместный тест Купича–Кристофферсена на периоде COVID-2020. (3) Правило Basel √10 систематически занижает 10-дневный VaR в периоды стресса, и прямая оценка через overlapping windows методологически корректнее. (4) Сравнение четырёх портфельных конфигураций подтверждает монотонную зависимость между долей российских активов и риском: коэффициент Шарпа портфеля RU-heavy (0,598) почти вдвое ниже, чем у US-heavy (1,145), при сопоставимой волатильности, что количественно отвечает на RQ1. (5) Оптимизация гиперпараметров демонстрирует, что стандартное значение λ = 0,94 для EWMA остаётся близким к оптимальному (λ* = 0,96), а окно CAPM 252 дня подтверждается как оптимальное по критерию среднего R².</w:t>
       </w:r>
     </w:p>
     <w:p>
@@ -7390,7 +10480,7 @@
         <w:spacing w:after="180" w:before="360"/>
       </w:pPr>
       <w:r>
-        <w:t>11. Список использованной литературы</w:t>
+        <w:t>12. Список использованной литературы</w:t>
       </w:r>
     </w:p>
     <w:p>
@@ -8111,6 +11201,11 @@
           <w:szCs w:val="24"/>
         </w:rPr>
         <w:t xml:space="preserve"> RiskMetrics — Technical Document (4th ed.). J.P. Morgan.</w:t>
+      </w:r>
+    </w:p>
+    <w:p>
+      <w:r>
+        <w:t>DeMiguel, V., Garlappi, L., &amp; Uppal, R. (2009). Optimal versus naive diversification: How inefficient is the 1/N portfolio strategy? Review of Financial Studies, 22(5), 1915–1953.</w:t>
       </w:r>
     </w:p>
     <w:sectPr>
